--- a/docs/SODIF_Transversal_Operational_Report.docx
+++ b/docs/SODIF_Transversal_Operational_Report.docx
@@ -18,7 +18,7 @@
           <w:color w:val="087F8C"/>
           <w:sz w:val="18"/>
         </w:rPr>
-        <w:t>SIGNED INTENT CONTROL</w:t>
+        <w:t>CYBERSECURITY EXECUTION CONTROL</w:t>
       </w:r>
     </w:p>
     <w:p>
@@ -47,7 +47,7 @@
           <w:color w:val="607086"/>
           <w:sz w:val="24"/>
         </w:rPr>
-        <w:t>Raport Document-to-API pentru execuția controlată a unei comenzi de achiziție</w:t>
+        <w:t>Validarea lanțului de securitate de la revizia semnată la efectul API</w:t>
       </w:r>
     </w:p>
     <w:p>
@@ -91,7 +91,7 @@
           <w:color w:val="0B2545"/>
           <w:sz w:val="20"/>
         </w:rPr>
-        <w:t>SODIF Transaction Control</w:t>
+        <w:t>SODIF Operations</w:t>
       </w:r>
     </w:p>
     <w:p>
@@ -157,7 +157,7 @@
           <w:color w:val="0B2545"/>
           <w:sz w:val="20"/>
         </w:rPr>
-        <w:t>flight-35c34d9b84ff0c57</w:t>
+        <w:t>flight-beef1024f9c5faa0</w:t>
       </w:r>
     </w:p>
     <w:p>
@@ -215,7 +215,7 @@
           <w:color w:val="0B2545"/>
           <w:sz w:val="20"/>
         </w:rPr>
-        <w:t xml:space="preserve">Domeniu: </w:t>
+        <w:t xml:space="preserve">Acoperire: </w:t>
       </w:r>
       <w:r>
         <w:rPr>
@@ -223,7 +223,7 @@
           <w:color w:val="0B2545"/>
           <w:sz w:val="20"/>
         </w:rPr>
-        <w:t>Comandă semnată / arhivă verificabilă / Gateway semantic / API operațional</w:t>
+        <w:t>SODIF Security / SODIF Archive / SODIF Gateway / API controlat</w:t>
       </w:r>
     </w:p>
     <w:p>
@@ -250,6 +250,28 @@
     </w:p>
     <w:p>
       <w:pPr>
+        <w:spacing w:after="40"/>
+      </w:pPr>
+      <w:r>
+        <w:rPr>
+          <w:rFonts w:ascii="Calibri" w:hAnsi="Calibri" w:eastAsia="Calibri"/>
+          <w:b/>
+          <w:color w:val="0B2545"/>
+          <w:sz w:val="20"/>
+        </w:rPr>
+        <w:t xml:space="preserve">Versiune: </w:t>
+      </w:r>
+      <w:r>
+        <w:rPr>
+          <w:rFonts w:ascii="Calibri" w:hAnsi="Calibri" w:eastAsia="Calibri"/>
+          <w:color w:val="0B2545"/>
+          <w:sz w:val="20"/>
+        </w:rPr>
+        <w:t>0.20.0</w:t>
+      </w:r>
+    </w:p>
+    <w:p>
+      <w:pPr>
         <w:spacing w:after="80"/>
       </w:pPr>
     </w:p>
@@ -279,9 +301,475 @@
           <w:color w:val="0B2545"/>
           <w:sz w:val="21"/>
         </w:rPr>
-        <w:t>Documentele valide au fost protejate și arhivate, iar Gateway-ul semantic a rutat numai acțiunile legate de permisul unic și a blocat abaterile.</w:t>
+        <w:t>Documentele valide au fost protejate și arhivate, iar SODIF Gateway a rutat acțiunile legate de permisul unic și a blocat abaterile.</w:t>
       </w:r>
     </w:p>
+    <w:p>
+      <w:pPr>
+        <w:pStyle w:val="Heading1"/>
+      </w:pPr>
+      <w:r>
+        <w:t>Configurația validată în laborator</w:t>
+      </w:r>
+    </w:p>
+    <w:p>
+      <w:pPr>
+        <w:keepNext/>
+      </w:pPr>
+      <w:r>
+        <w:t>Rularea exercită implementarea modulară Python prin date controlate, chei de test și un serviciu API local. Rezultatele sunt reproductibile și corelate cu artefactele exportate.</w:t>
+      </w:r>
+    </w:p>
+    <w:tbl>
+      <w:tblPr>
+        <w:tblStyle w:val="TableGrid"/>
+        <w:tblW w:type="dxa" w:w="9360"/>
+        <w:tblLayout w:type="fixed"/>
+        <w:tblLook w:firstColumn="1" w:firstRow="1" w:lastColumn="0" w:lastRow="0" w:noHBand="0" w:noVBand="1" w:val="04A0"/>
+        <w:tblInd w:w="120" w:type="dxa"/>
+      </w:tblPr>
+      <w:tblGrid>
+        <w:gridCol w:w="2450"/>
+        <w:gridCol w:w="6910"/>
+      </w:tblGrid>
+      <w:tr>
+        <w:trPr>
+          <w:tblHeader w:val="true"/>
+        </w:trPr>
+        <w:tc>
+          <w:tcPr>
+            <w:tcW w:type="dxa" w:w="2450"/>
+            <w:vAlign w:val="center"/>
+            <w:tcMar>
+              <w:top w:w="80" w:type="dxa"/>
+              <w:bottom w:w="80" w:type="dxa"/>
+              <w:start w:w="120" w:type="dxa"/>
+              <w:end w:w="120" w:type="dxa"/>
+            </w:tcMar>
+            <w:shd w:fill="F2F4F7"/>
+          </w:tcPr>
+          <w:p>
+            <w:pPr>
+              <w:spacing w:before="0" w:after="0" w:line="252" w:lineRule="auto"/>
+            </w:pPr>
+            <w:r>
+              <w:rPr>
+                <w:rFonts w:ascii="Calibri" w:hAnsi="Calibri" w:eastAsia="Calibri"/>
+                <w:b/>
+                <w:color w:val="0B2545"/>
+                <w:sz w:val="18"/>
+              </w:rPr>
+              <w:t>Componentă</w:t>
+            </w:r>
+          </w:p>
+        </w:tc>
+        <w:tc>
+          <w:tcPr>
+            <w:tcW w:type="dxa" w:w="6910"/>
+            <w:vAlign w:val="center"/>
+            <w:tcMar>
+              <w:top w:w="80" w:type="dxa"/>
+              <w:bottom w:w="80" w:type="dxa"/>
+              <w:start w:w="120" w:type="dxa"/>
+              <w:end w:w="120" w:type="dxa"/>
+            </w:tcMar>
+            <w:shd w:fill="F2F4F7"/>
+          </w:tcPr>
+          <w:p>
+            <w:pPr>
+              <w:spacing w:before="0" w:after="0" w:line="252" w:lineRule="auto"/>
+            </w:pPr>
+            <w:r>
+              <w:rPr>
+                <w:rFonts w:ascii="Calibri" w:hAnsi="Calibri" w:eastAsia="Calibri"/>
+                <w:b/>
+                <w:color w:val="0B2545"/>
+                <w:sz w:val="18"/>
+              </w:rPr>
+              <w:t>Implementare validată</w:t>
+            </w:r>
+          </w:p>
+        </w:tc>
+      </w:tr>
+      <w:tr>
+        <w:tc>
+          <w:tcPr>
+            <w:tcW w:type="dxa" w:w="2450"/>
+            <w:vAlign w:val="center"/>
+            <w:tcMar>
+              <w:top w:w="80" w:type="dxa"/>
+              <w:bottom w:w="80" w:type="dxa"/>
+              <w:start w:w="120" w:type="dxa"/>
+              <w:end w:w="120" w:type="dxa"/>
+            </w:tcMar>
+          </w:tcPr>
+          <w:p>
+            <w:pPr>
+              <w:spacing w:before="0" w:after="0" w:line="252" w:lineRule="auto"/>
+            </w:pPr>
+            <w:r>
+              <w:rPr>
+                <w:rFonts w:ascii="Calibri" w:hAnsi="Calibri" w:eastAsia="Calibri"/>
+                <w:b/>
+                <w:color w:val="0B2545"/>
+                <w:sz w:val="18"/>
+              </w:rPr>
+              <w:t>Revizie semnată</w:t>
+            </w:r>
+          </w:p>
+        </w:tc>
+        <w:tc>
+          <w:tcPr>
+            <w:tcW w:type="dxa" w:w="6910"/>
+            <w:vAlign w:val="center"/>
+            <w:tcMar>
+              <w:top w:w="80" w:type="dxa"/>
+              <w:bottom w:w="80" w:type="dxa"/>
+              <w:start w:w="120" w:type="dxa"/>
+              <w:end w:w="120" w:type="dxa"/>
+            </w:tcMar>
+          </w:tcPr>
+          <w:p>
+            <w:pPr>
+              <w:spacing w:before="0" w:after="0" w:line="252" w:lineRule="auto"/>
+            </w:pPr>
+            <w:r>
+              <w:rPr>
+                <w:rFonts w:ascii="Calibri" w:hAnsi="Calibri" w:eastAsia="Calibri"/>
+                <w:b w:val="0"/>
+                <w:color w:val="0B2545"/>
+                <w:sz w:val="18"/>
+              </w:rPr>
+              <w:t>Semnătură Ed25519 detașată peste metadate canonice și digestul SHA-256 al conținutului.</w:t>
+            </w:r>
+          </w:p>
+        </w:tc>
+      </w:tr>
+      <w:tr>
+        <w:tc>
+          <w:tcPr>
+            <w:tcW w:type="dxa" w:w="2450"/>
+            <w:vAlign w:val="center"/>
+            <w:tcMar>
+              <w:top w:w="80" w:type="dxa"/>
+              <w:bottom w:w="80" w:type="dxa"/>
+              <w:start w:w="120" w:type="dxa"/>
+              <w:end w:w="120" w:type="dxa"/>
+            </w:tcMar>
+          </w:tcPr>
+          <w:p>
+            <w:pPr>
+              <w:spacing w:before="0" w:after="0" w:line="252" w:lineRule="auto"/>
+            </w:pPr>
+            <w:r>
+              <w:rPr>
+                <w:rFonts w:ascii="Calibri" w:hAnsi="Calibri" w:eastAsia="Calibri"/>
+                <w:b/>
+                <w:color w:val="0B2545"/>
+                <w:sz w:val="18"/>
+              </w:rPr>
+              <w:t>Reprezentări și consens</w:t>
+            </w:r>
+          </w:p>
+        </w:tc>
+        <w:tc>
+          <w:tcPr>
+            <w:tcW w:type="dxa" w:w="6910"/>
+            <w:vAlign w:val="center"/>
+            <w:tcMar>
+              <w:top w:w="80" w:type="dxa"/>
+              <w:bottom w:w="80" w:type="dxa"/>
+              <w:start w:w="120" w:type="dxa"/>
+              <w:end w:w="120" w:type="dxa"/>
+            </w:tcMar>
+          </w:tcPr>
+          <w:p>
+            <w:pPr>
+              <w:spacing w:before="0" w:after="0" w:line="252" w:lineRule="auto"/>
+            </w:pPr>
+            <w:r>
+              <w:rPr>
+                <w:rFonts w:ascii="Calibri" w:hAnsi="Calibri" w:eastAsia="Calibri"/>
+                <w:b w:val="0"/>
+                <w:color w:val="0B2545"/>
+                <w:sz w:val="18"/>
+              </w:rPr>
+              <w:t>Reprezentări independente controlate, normalizare tipizată și consens determinist la nivel de câmp.</w:t>
+            </w:r>
+          </w:p>
+        </w:tc>
+      </w:tr>
+      <w:tr>
+        <w:tc>
+          <w:tcPr>
+            <w:tcW w:type="dxa" w:w="2450"/>
+            <w:vAlign w:val="center"/>
+            <w:tcMar>
+              <w:top w:w="80" w:type="dxa"/>
+              <w:bottom w:w="80" w:type="dxa"/>
+              <w:start w:w="120" w:type="dxa"/>
+              <w:end w:w="120" w:type="dxa"/>
+            </w:tcMar>
+          </w:tcPr>
+          <w:p>
+            <w:pPr>
+              <w:spacing w:before="0" w:after="0" w:line="252" w:lineRule="auto"/>
+            </w:pPr>
+            <w:r>
+              <w:rPr>
+                <w:rFonts w:ascii="Calibri" w:hAnsi="Calibri" w:eastAsia="Calibri"/>
+                <w:b/>
+                <w:color w:val="0B2545"/>
+                <w:sz w:val="18"/>
+              </w:rPr>
+              <w:t>Verificare adaptivă</w:t>
+            </w:r>
+          </w:p>
+        </w:tc>
+        <w:tc>
+          <w:tcPr>
+            <w:tcW w:type="dxa" w:w="6910"/>
+            <w:vAlign w:val="center"/>
+            <w:tcMar>
+              <w:top w:w="80" w:type="dxa"/>
+              <w:bottom w:w="80" w:type="dxa"/>
+              <w:start w:w="120" w:type="dxa"/>
+              <w:end w:w="120" w:type="dxa"/>
+            </w:tcMar>
+          </w:tcPr>
+          <w:p>
+            <w:pPr>
+              <w:spacing w:before="0" w:after="0" w:line="252" w:lineRule="auto"/>
+            </w:pPr>
+            <w:r>
+              <w:rPr>
+                <w:rFonts w:ascii="Calibri" w:hAnsi="Calibri" w:eastAsia="Calibri"/>
+                <w:b w:val="0"/>
+                <w:color w:val="0B2545"/>
+                <w:sz w:val="18"/>
+              </w:rPr>
+              <w:t>Niveluri V0-V3 selectate în funcție de risc, completitudinea valorilor și divergențele cu efect operațional.</w:t>
+            </w:r>
+          </w:p>
+        </w:tc>
+      </w:tr>
+      <w:tr>
+        <w:tc>
+          <w:tcPr>
+            <w:tcW w:type="dxa" w:w="2450"/>
+            <w:vAlign w:val="center"/>
+            <w:tcMar>
+              <w:top w:w="80" w:type="dxa"/>
+              <w:bottom w:w="80" w:type="dxa"/>
+              <w:start w:w="120" w:type="dxa"/>
+              <w:end w:w="120" w:type="dxa"/>
+            </w:tcMar>
+          </w:tcPr>
+          <w:p>
+            <w:pPr>
+              <w:spacing w:before="0" w:after="0" w:line="252" w:lineRule="auto"/>
+            </w:pPr>
+            <w:r>
+              <w:rPr>
+                <w:rFonts w:ascii="Calibri" w:hAnsi="Calibri" w:eastAsia="Calibri"/>
+                <w:b/>
+                <w:color w:val="0B2545"/>
+                <w:sz w:val="18"/>
+              </w:rPr>
+              <w:t>Permis de execuție</w:t>
+            </w:r>
+          </w:p>
+        </w:tc>
+        <w:tc>
+          <w:tcPr>
+            <w:tcW w:type="dxa" w:w="6910"/>
+            <w:vAlign w:val="center"/>
+            <w:tcMar>
+              <w:top w:w="80" w:type="dxa"/>
+              <w:bottom w:w="80" w:type="dxa"/>
+              <w:start w:w="120" w:type="dxa"/>
+              <w:end w:w="120" w:type="dxa"/>
+            </w:tcMar>
+          </w:tcPr>
+          <w:p>
+            <w:pPr>
+              <w:spacing w:before="0" w:after="0" w:line="252" w:lineRule="auto"/>
+            </w:pPr>
+            <w:r>
+              <w:rPr>
+                <w:rFonts w:ascii="Calibri" w:hAnsi="Calibri" w:eastAsia="Calibri"/>
+                <w:b w:val="0"/>
+                <w:color w:val="0B2545"/>
+                <w:sz w:val="18"/>
+              </w:rPr>
+              <w:t>Permis Ed25519 cu utilizare unică, legat de metodă, rută, parametri, destinație și termen de valabilitate.</w:t>
+            </w:r>
+          </w:p>
+        </w:tc>
+      </w:tr>
+      <w:tr>
+        <w:tc>
+          <w:tcPr>
+            <w:tcW w:type="dxa" w:w="2450"/>
+            <w:vAlign w:val="center"/>
+            <w:tcMar>
+              <w:top w:w="80" w:type="dxa"/>
+              <w:bottom w:w="80" w:type="dxa"/>
+              <w:start w:w="120" w:type="dxa"/>
+              <w:end w:w="120" w:type="dxa"/>
+            </w:tcMar>
+          </w:tcPr>
+          <w:p>
+            <w:pPr>
+              <w:spacing w:before="0" w:after="0" w:line="252" w:lineRule="auto"/>
+            </w:pPr>
+            <w:r>
+              <w:rPr>
+                <w:rFonts w:ascii="Calibri" w:hAnsi="Calibri" w:eastAsia="Calibri"/>
+                <w:b/>
+                <w:color w:val="0B2545"/>
+                <w:sz w:val="18"/>
+              </w:rPr>
+              <w:t>Control API</w:t>
+            </w:r>
+          </w:p>
+        </w:tc>
+        <w:tc>
+          <w:tcPr>
+            <w:tcW w:type="dxa" w:w="6910"/>
+            <w:vAlign w:val="center"/>
+            <w:tcMar>
+              <w:top w:w="80" w:type="dxa"/>
+              <w:bottom w:w="80" w:type="dxa"/>
+              <w:start w:w="120" w:type="dxa"/>
+              <w:end w:w="120" w:type="dxa"/>
+            </w:tcMar>
+          </w:tcPr>
+          <w:p>
+            <w:pPr>
+              <w:spacing w:before="0" w:after="0" w:line="252" w:lineRule="auto"/>
+            </w:pPr>
+            <w:r>
+              <w:rPr>
+                <w:rFonts w:ascii="Calibri" w:hAnsi="Calibri" w:eastAsia="Calibri"/>
+                <w:b w:val="0"/>
+                <w:color w:val="0B2545"/>
+                <w:sz w:val="18"/>
+              </w:rPr>
+              <w:t>Politică locală pentru ruta POST protejată, recanonicalizarea cererii și blocarea reutilizării permisului.</w:t>
+            </w:r>
+          </w:p>
+        </w:tc>
+      </w:tr>
+      <w:tr>
+        <w:tc>
+          <w:tcPr>
+            <w:tcW w:type="dxa" w:w="2450"/>
+            <w:vAlign w:val="center"/>
+            <w:tcMar>
+              <w:top w:w="80" w:type="dxa"/>
+              <w:bottom w:w="80" w:type="dxa"/>
+              <w:start w:w="120" w:type="dxa"/>
+              <w:end w:w="120" w:type="dxa"/>
+            </w:tcMar>
+          </w:tcPr>
+          <w:p>
+            <w:pPr>
+              <w:spacing w:before="0" w:after="0" w:line="252" w:lineRule="auto"/>
+            </w:pPr>
+            <w:r>
+              <w:rPr>
+                <w:rFonts w:ascii="Calibri" w:hAnsi="Calibri" w:eastAsia="Calibri"/>
+                <w:b/>
+                <w:color w:val="0B2545"/>
+                <w:sz w:val="18"/>
+              </w:rPr>
+              <w:t>Arhivă documentară</w:t>
+            </w:r>
+          </w:p>
+        </w:tc>
+        <w:tc>
+          <w:tcPr>
+            <w:tcW w:type="dxa" w:w="6910"/>
+            <w:vAlign w:val="center"/>
+            <w:tcMar>
+              <w:top w:w="80" w:type="dxa"/>
+              <w:bottom w:w="80" w:type="dxa"/>
+              <w:start w:w="120" w:type="dxa"/>
+              <w:end w:w="120" w:type="dxa"/>
+            </w:tcMar>
+          </w:tcPr>
+          <w:p>
+            <w:pPr>
+              <w:spacing w:before="0" w:after="0" w:line="252" w:lineRule="auto"/>
+            </w:pPr>
+            <w:r>
+              <w:rPr>
+                <w:rFonts w:ascii="Calibri" w:hAnsi="Calibri" w:eastAsia="Calibri"/>
+                <w:b w:val="0"/>
+                <w:color w:val="0B2545"/>
+                <w:sz w:val="18"/>
+              </w:rPr>
+              <w:t>Index SQLite, obiecte locale, verificarea digestului la citire și continuitatea criptografică a reviziilor.</w:t>
+            </w:r>
+          </w:p>
+        </w:tc>
+      </w:tr>
+      <w:tr>
+        <w:tc>
+          <w:tcPr>
+            <w:tcW w:type="dxa" w:w="2450"/>
+            <w:vAlign w:val="center"/>
+            <w:tcMar>
+              <w:top w:w="80" w:type="dxa"/>
+              <w:bottom w:w="80" w:type="dxa"/>
+              <w:start w:w="120" w:type="dxa"/>
+              <w:end w:w="120" w:type="dxa"/>
+            </w:tcMar>
+          </w:tcPr>
+          <w:p>
+            <w:pPr>
+              <w:spacing w:before="0" w:after="0" w:line="252" w:lineRule="auto"/>
+            </w:pPr>
+            <w:r>
+              <w:rPr>
+                <w:rFonts w:ascii="Calibri" w:hAnsi="Calibri" w:eastAsia="Calibri"/>
+                <w:b/>
+                <w:color w:val="0B2545"/>
+                <w:sz w:val="18"/>
+              </w:rPr>
+              <w:t>Audit</w:t>
+            </w:r>
+          </w:p>
+        </w:tc>
+        <w:tc>
+          <w:tcPr>
+            <w:tcW w:type="dxa" w:w="6910"/>
+            <w:vAlign w:val="center"/>
+            <w:tcMar>
+              <w:top w:w="80" w:type="dxa"/>
+              <w:bottom w:w="80" w:type="dxa"/>
+              <w:start w:w="120" w:type="dxa"/>
+              <w:end w:w="120" w:type="dxa"/>
+            </w:tcMar>
+          </w:tcPr>
+          <w:p>
+            <w:pPr>
+              <w:spacing w:before="0" w:after="0" w:line="252" w:lineRule="auto"/>
+            </w:pPr>
+            <w:r>
+              <w:rPr>
+                <w:rFonts w:ascii="Calibri" w:hAnsi="Calibri" w:eastAsia="Calibri"/>
+                <w:b w:val="0"/>
+                <w:color w:val="0B2545"/>
+                <w:sz w:val="18"/>
+              </w:rPr>
+              <w:t>Raport DOCX, date JSON, jurnal NDJSON, manifest SHA-256, pachet ZIP și registru criptografic al rulărilor.</w:t>
+            </w:r>
+          </w:p>
+        </w:tc>
+      </w:tr>
+    </w:tbl>
     <w:p>
       <w:pPr>
         <w:pStyle w:val="Heading1"/>
@@ -1064,7 +1552,7 @@
                 <w:color w:val="0B2545"/>
                 <w:sz w:val="18"/>
               </w:rPr>
-              <w:t>Signed Intent Control</w:t>
+              <w:t>SODIF Security</w:t>
             </w:r>
           </w:p>
         </w:tc>
@@ -1170,7 +1658,7 @@
                 <w:color w:val="0B2545"/>
                 <w:sz w:val="18"/>
               </w:rPr>
-              <w:t>Document Archive</w:t>
+              <w:t>SODIF Archive</w:t>
             </w:r>
           </w:p>
         </w:tc>
@@ -1196,7 +1684,7 @@
                 <w:color w:val="0B2545"/>
                 <w:sz w:val="18"/>
               </w:rPr>
-              <w:t>Înregistrează numai reviziile validate și păstrează continuitatea versiunilor.</w:t>
+              <w:t>Înregistrează reviziile validate și păstrează continuitatea versiunilor.</w:t>
             </w:r>
           </w:p>
         </w:tc>
@@ -1276,7 +1764,7 @@
                 <w:color w:val="0B2545"/>
                 <w:sz w:val="18"/>
               </w:rPr>
-              <w:t>Semantic API Gateway</w:t>
+              <w:t>SODIF Gateway</w:t>
             </w:r>
           </w:p>
         </w:tc>
@@ -1412,7 +1900,7 @@
           <w:color w:val="087F8C"/>
           <w:sz w:val="17"/>
         </w:rPr>
-        <w:t>DOCUMENT ARCHIVE</w:t>
+        <w:t>SODIF ARCHIVE</w:t>
       </w:r>
     </w:p>
     <w:p>
@@ -1425,7 +1913,7 @@
     </w:p>
     <w:p>
       <w:r>
-        <w:t>Registrul de mai jos inventariază numai reviziile acceptate de controlul criptografic. Documentul modificat după semnare este oprit înainte de arhivare.</w:t>
+        <w:t>Registrul de mai jos inventariază reviziile acceptate de controlul criptografic. Documentul modificat după semnare este oprit înainte de arhivare.</w:t>
       </w:r>
     </w:p>
     <w:tbl>
@@ -2138,7 +2626,7 @@
           <w:color w:val="087F8C"/>
           <w:sz w:val="17"/>
         </w:rPr>
-        <w:t>SEMANTIC API GATEWAY</w:t>
+        <w:t>SODIF GATEWAY</w:t>
       </w:r>
     </w:p>
     <w:p>
@@ -6084,7 +6572,7 @@
         <w:color w:val="607086"/>
         <w:sz w:val="16"/>
       </w:rPr>
-      <w:t xml:space="preserve">flight-35c34d9b84ff0c57  |  Page </w:t>
+      <w:t xml:space="preserve">flight-beef1024f9c5faa0  |  Page </w:t>
     </w:r>
     <w:r>
       <w:rPr>
@@ -6117,7 +6605,7 @@
         <w:color w:val="607086"/>
         <w:sz w:val="16"/>
       </w:rPr>
-      <w:t>SODIF  |  CONTROL TRANZACȚIONAL</w:t>
+      <w:t>SODIF  |  SECURITATEA EXECUȚIEI</w:t>
     </w:r>
   </w:p>
 </w:hdr>

--- a/docs/SODIF_Transversal_Operational_Report.docx
+++ b/docs/SODIF_Transversal_Operational_Report.docx
@@ -69,7 +69,7 @@
           <w:color w:val="0B2545"/>
           <w:sz w:val="20"/>
         </w:rPr>
-        <w:t>TECHSUITE</w:t>
+        <w:t>TECHSUITE SRL</w:t>
       </w:r>
     </w:p>
     <w:p>
@@ -157,7 +157,7 @@
           <w:color w:val="0B2545"/>
           <w:sz w:val="20"/>
         </w:rPr>
-        <w:t>flight-beef1024f9c5faa0</w:t>
+        <w:t>flight-fbb32ef6fc6a9bbd</w:t>
       </w:r>
     </w:p>
     <w:p>
@@ -6572,7 +6572,7 @@
         <w:color w:val="607086"/>
         <w:sz w:val="16"/>
       </w:rPr>
-      <w:t xml:space="preserve">flight-beef1024f9c5faa0  |  Page </w:t>
+      <w:t xml:space="preserve">flight-fbb32ef6fc6a9bbd  |  Page </w:t>
     </w:r>
     <w:r>
       <w:rPr>

--- a/docs/SODIF_Transversal_Operational_Report.docx
+++ b/docs/SODIF_Transversal_Operational_Report.docx
@@ -157,7 +157,7 @@
           <w:color w:val="0B2545"/>
           <w:sz w:val="20"/>
         </w:rPr>
-        <w:t>flight-fbb32ef6fc6a9bbd</w:t>
+        <w:t>flight-8f9082773770e8c1</w:t>
       </w:r>
     </w:p>
     <w:p>
@@ -267,7 +267,7 @@
           <w:color w:val="0B2545"/>
           <w:sz w:val="20"/>
         </w:rPr>
-        <w:t>0.20.0</w:t>
+        <w:t>0.21.0</w:t>
       </w:r>
     </w:p>
     <w:p>
@@ -468,7 +468,7 @@
                 <w:color w:val="0B2545"/>
                 <w:sz w:val="18"/>
               </w:rPr>
-              <w:t>Reprezentări și consens</w:t>
+              <w:t>Extragere independentă</w:t>
             </w:r>
           </w:p>
         </w:tc>
@@ -494,7 +494,7 @@
                 <w:color w:val="0B2545"/>
                 <w:sz w:val="18"/>
               </w:rPr>
-              <w:t>Reprezentări independente controlate, normalizare tipizată și consens determinist la nivel de câmp.</w:t>
+              <w:t>Citire structurală cu pypdf și două profiluri de randare OCR cu Tesseract, selectate printr-o provocare emisă după validarea semnăturii.</w:t>
             </w:r>
           </w:p>
         </w:tc>
@@ -576,7 +576,7 @@
                 <w:color w:val="0B2545"/>
                 <w:sz w:val="18"/>
               </w:rPr>
-              <w:t>Permis de execuție</w:t>
+              <w:t>Dovadă și permis</w:t>
             </w:r>
           </w:p>
         </w:tc>
@@ -602,7 +602,7 @@
                 <w:color w:val="0B2545"/>
                 <w:sz w:val="18"/>
               </w:rPr>
-              <w:t>Permis Ed25519 cu utilizare unică, legat de metodă, rută, parametri, destinație și termen de valabilitate.</w:t>
+              <w:t>Angajamente SHA-256 pe câmp, rădăcină Merkle și permis Ed25519 cu utilizare unică, legate de metoda, ruta, destinația și parametrii API.</w:t>
             </w:r>
           </w:p>
         </w:tc>
@@ -1148,7 +1148,7 @@
                 <w:color w:val="0B2545"/>
                 <w:sz w:val="19"/>
               </w:rPr>
-              <w:t>Valoare critică divergentă</w:t>
+              <w:t>Conținut intern diferit de documentul vizibil</w:t>
             </w:r>
           </w:p>
         </w:tc>
@@ -1578,7 +1578,7 @@
                 <w:color w:val="0B2545"/>
                 <w:sz w:val="18"/>
               </w:rPr>
-              <w:t>Validează revizia semnată, confirmă semantic intenția și emite permisul unic.</w:t>
+              <w:t>Confruntă structura PDF cu forma vizibilă, dovedește valorile stabile și emite permisul unic legat de execuție.</w:t>
             </w:r>
           </w:p>
         </w:tc>
@@ -1790,7 +1790,7 @@
                 <w:color w:val="0B2545"/>
                 <w:sz w:val="18"/>
               </w:rPr>
-              <w:t>Aplică permisul, politica rutei și legarea exactă de acțiunea solicitată.</w:t>
+              <w:t>Verifică proveniența fiecărui parametru, permisul și legarea exactă de acțiunea solicitată.</w:t>
             </w:r>
           </w:p>
         </w:tc>
@@ -1869,7 +1869,7 @@
         <w:pStyle w:val="ListBullet"/>
       </w:pPr>
       <w:r>
-        <w:t>Intenția confirmată este compilată într-o acțiune exactă și legată de un permis unic.</w:t>
+        <w:t>Valorile confirmate sunt angajate pe câmp, compilate într-o acțiune exactă și legate de un permis unic.</w:t>
       </w:r>
     </w:p>
     <w:p>
@@ -2118,7 +2118,7 @@
                 <w:color w:val="0B2545"/>
                 <w:sz w:val="17"/>
               </w:rPr>
-              <w:t>arc-dd5d9cf7c91b9665bc37d5b6</w:t>
+              <w:t>arc-cdc2699024ed3278bfb97575</w:t>
             </w:r>
           </w:p>
         </w:tc>
@@ -2224,7 +2224,7 @@
                 <w:color w:val="0B2545"/>
                 <w:sz w:val="17"/>
               </w:rPr>
-              <w:t>arc-4b404c7b7c8395e6216a83f3</w:t>
+              <w:t>arc-033dec643b511e5d9f3f40b7</w:t>
             </w:r>
           </w:p>
         </w:tc>
@@ -2330,7 +2330,7 @@
                 <w:color w:val="0B2545"/>
                 <w:sz w:val="17"/>
               </w:rPr>
-              <w:t>arc-4b404c7b7c8395e6216a83f3</w:t>
+              <w:t>arc-d85a201543b362866a62aed2</w:t>
             </w:r>
           </w:p>
         </w:tc>
@@ -2436,7 +2436,7 @@
                 <w:color w:val="0B2545"/>
                 <w:sz w:val="17"/>
               </w:rPr>
-              <w:t>arc-4b404c7b7c8395e6216a83f3</w:t>
+              <w:t>arc-033dec643b511e5d9f3f40b7</w:t>
             </w:r>
           </w:p>
         </w:tc>
@@ -2542,7 +2542,7 @@
                 <w:color w:val="0B2545"/>
                 <w:sz w:val="17"/>
               </w:rPr>
-              <w:t>arc-4b404c7b7c8395e6216a83f3</w:t>
+              <w:t>arc-033dec643b511e5d9f3f40b7</w:t>
             </w:r>
           </w:p>
         </w:tc>
@@ -2639,7 +2639,7 @@
     </w:p>
     <w:p>
       <w:r>
-        <w:t>Gateway-ul aplică politica rutei și verifică permisul criptografic direct față de acțiunea observată înainte ca cererea să ajungă la serviciul protejat.</w:t>
+        <w:t>Gateway-ul aplică politica rutei și verifică permisul criptografic direct față de acțiunea observată și dovada valorilor înainte ca cererea să ajungă la serviciul protejat.</w:t>
       </w:r>
     </w:p>
     <w:tbl>
@@ -2818,7 +2818,7 @@
                 <w:color w:val="0B2545"/>
                 <w:sz w:val="17"/>
               </w:rPr>
-              <w:t>gateway-2a8edded7e22e73d</w:t>
+              <w:t>gateway-8ff641e84ac7ba9c</w:t>
             </w:r>
           </w:p>
         </w:tc>
@@ -2924,7 +2924,7 @@
                 <w:color w:val="0B2545"/>
                 <w:sz w:val="17"/>
               </w:rPr>
-              <w:t>gateway-7be6945d7fc44116</w:t>
+              <w:t>gateway-376edaf8f57a3429</w:t>
             </w:r>
           </w:p>
         </w:tc>
@@ -3030,7 +3030,7 @@
                 <w:color w:val="0B2545"/>
                 <w:sz w:val="17"/>
               </w:rPr>
-              <w:t>gateway-43f777743fc935bc</w:t>
+              <w:t>gateway-cac0b03872c273fe</w:t>
             </w:r>
           </w:p>
         </w:tc>
@@ -3136,7 +3136,7 @@
                 <w:color w:val="0B2545"/>
                 <w:sz w:val="17"/>
               </w:rPr>
-              <w:t>gateway-36c2920b57ebcb4e</w:t>
+              <w:t>gateway-a640d183f7ab1e05</w:t>
             </w:r>
           </w:p>
         </w:tc>
@@ -3242,7 +3242,7 @@
                 <w:color w:val="0B2545"/>
                 <w:sz w:val="17"/>
               </w:rPr>
-              <w:t>gateway-da3b06ae4f26d906</w:t>
+              <w:t>gateway-acb04978ba671b45</w:t>
             </w:r>
           </w:p>
         </w:tc>
@@ -3306,6 +3306,14 @@
       </w:pPr>
       <w:r>
         <w:t>Limita de execuție demonstrată</w:t>
+      </w:r>
+    </w:p>
+    <w:p>
+      <w:pPr>
+        <w:pStyle w:val="ListBullet"/>
+      </w:pPr>
+      <w:r>
+        <w:t>Fiecare parametru transmis este acoperit de un angajament al câmpului aprobat și de rădăcina criptografică a setului de valori.</w:t>
       </w:r>
     </w:p>
     <w:p>
@@ -4155,7 +4163,7 @@
           <w:color w:val="1F4D78"/>
           <w:sz w:val="18"/>
         </w:rPr>
-        <w:t>Document: sha256:4d0db38a693…274ca19d</w:t>
+        <w:t>Document: sha256:2f77ae639e0…3f79f8d7</w:t>
       </w:r>
     </w:p>
     <w:p>
@@ -4168,7 +4176,7 @@
           <w:color w:val="1F4D78"/>
           <w:sz w:val="18"/>
         </w:rPr>
-        <w:t>Arhivă: arc-4b404c7b7c8395e6216a83f3, arc-dd5d9cf7c91b9665bc37d5b6</w:t>
+        <w:t>Arhivă: arc-033dec643b511e5d9f3f40b7, arc-cdc2699024ed3278bfb97575</w:t>
       </w:r>
     </w:p>
     <w:p>
@@ -4194,7 +4202,46 @@
           <w:color w:val="1F4D78"/>
           <w:sz w:val="18"/>
         </w:rPr>
-        <w:t>Decizie Gateway: gateway-2a8edded7e22e73d</w:t>
+        <w:t>Provocare semantică: sha256:37b45d098e9…8f11f56a</w:t>
+      </w:r>
+    </w:p>
+    <w:p>
+      <w:pPr>
+        <w:pStyle w:val="SODIFEvidence"/>
+      </w:pPr>
+      <w:r>
+        <w:rPr>
+          <w:rFonts w:ascii="Consolas" w:hAnsi="Consolas" w:eastAsia="Consolas"/>
+          <w:color w:val="1F4D78"/>
+          <w:sz w:val="18"/>
+        </w:rPr>
+        <w:t>Rădăcină valori: sha256:0b8e300e230…89ef18ac</w:t>
+      </w:r>
+    </w:p>
+    <w:p>
+      <w:pPr>
+        <w:pStyle w:val="SODIFEvidence"/>
+      </w:pPr>
+      <w:r>
+        <w:rPr>
+          <w:rFonts w:ascii="Consolas" w:hAnsi="Consolas" w:eastAsia="Consolas"/>
+          <w:color w:val="1F4D78"/>
+          <w:sz w:val="18"/>
+        </w:rPr>
+        <w:t>Dovadă execuție: sha256:f6d47cf599c…f349eda5</w:t>
+      </w:r>
+    </w:p>
+    <w:p>
+      <w:pPr>
+        <w:pStyle w:val="SODIFEvidence"/>
+      </w:pPr>
+      <w:r>
+        <w:rPr>
+          <w:rFonts w:ascii="Consolas" w:hAnsi="Consolas" w:eastAsia="Consolas"/>
+          <w:color w:val="1F4D78"/>
+          <w:sz w:val="18"/>
+        </w:rPr>
+        <w:t>Decizie Gateway: gateway-8ff641e84ac7ba9c</w:t>
       </w:r>
     </w:p>
     <w:p>
@@ -4213,7 +4260,7 @@
     <w:p>
       <w:pPr>
         <w:pageBreakBefore/>
-        <w:spacing w:after="60"/>
+        <w:spacing w:after="40"/>
       </w:pPr>
       <w:r>
         <w:rPr>
@@ -4228,20 +4275,29 @@
     <w:p>
       <w:pPr>
         <w:pStyle w:val="Heading1"/>
+        <w:spacing w:before="200" w:after="80"/>
       </w:pPr>
       <w:r>
         <w:t>Comandă autentică și neambiguă</w:t>
       </w:r>
     </w:p>
     <w:p>
-      <w:r>
+      <w:pPr>
+        <w:spacing w:after="80" w:line="240" w:lineRule="auto"/>
+      </w:pPr>
+      <w:r>
+        <w:rPr>
+          <w:rFonts w:ascii="Calibri" w:hAnsi="Calibri" w:eastAsia="Calibri"/>
+          <w:color w:val="0B2545"/>
+          <w:sz w:val="20"/>
+        </w:rPr>
         <w:t>Documentul semnat, valorile critice și acțiunea solicitată sunt consistente.</w:t>
       </w:r>
     </w:p>
     <w:p>
       <w:pPr>
         <w:keepLines/>
-        <w:spacing w:before="100" w:after="200"/>
+        <w:spacing w:before="60" w:after="120"/>
         <w:ind w:left="173" w:right="115"/>
         <w:shd w:fill="EAF7F3"/>
         <w:pBdr>
@@ -4253,7 +4309,7 @@
           <w:rFonts w:ascii="Calibri" w:hAnsi="Calibri" w:eastAsia="Calibri"/>
           <w:b/>
           <w:color w:val="087A64"/>
-          <w:sz w:val="22"/>
+          <w:sz w:val="21"/>
         </w:rPr>
         <w:t>Decizie: Autorizată</w:t>
         <w:br/>
@@ -4262,7 +4318,7 @@
         <w:rPr>
           <w:rFonts w:ascii="Calibri" w:hAnsi="Calibri" w:eastAsia="Calibri"/>
           <w:color w:val="0B2545"/>
-          <w:sz w:val="21"/>
+          <w:sz w:val="20"/>
         </w:rPr>
         <w:t>Controalele independente confirmă aceeași intenție operațională.</w:t>
       </w:r>
@@ -4270,6 +4326,7 @@
     <w:p>
       <w:pPr>
         <w:pStyle w:val="Heading2"/>
+        <w:spacing w:before="160" w:after="60"/>
       </w:pPr>
       <w:r>
         <w:t>Rezultatul controalelor</w:t>
@@ -4278,13 +4335,14 @@
     <w:p>
       <w:pPr>
         <w:keepLines/>
+        <w:spacing w:after="60" w:line="240" w:lineRule="auto"/>
       </w:pPr>
       <w:r>
         <w:rPr>
           <w:rFonts w:ascii="Calibri" w:hAnsi="Calibri" w:eastAsia="Calibri"/>
           <w:b/>
           <w:color w:val="087A64"/>
-          <w:sz w:val="22"/>
+          <w:sz w:val="20"/>
         </w:rPr>
         <w:t xml:space="preserve">Document — Autentic. </w:t>
       </w:r>
@@ -4292,7 +4350,7 @@
         <w:rPr>
           <w:rFonts w:ascii="Calibri" w:hAnsi="Calibri" w:eastAsia="Calibri"/>
           <w:color w:val="0B2545"/>
-          <w:sz w:val="22"/>
+          <w:sz w:val="20"/>
         </w:rPr>
         <w:t>Revizia și semnătura corespund.</w:t>
       </w:r>
@@ -4300,13 +4358,14 @@
     <w:p>
       <w:pPr>
         <w:keepLines/>
+        <w:spacing w:after="60" w:line="240" w:lineRule="auto"/>
       </w:pPr>
       <w:r>
         <w:rPr>
           <w:rFonts w:ascii="Calibri" w:hAnsi="Calibri" w:eastAsia="Calibri"/>
           <w:b/>
           <w:color w:val="087A64"/>
-          <w:sz w:val="22"/>
+          <w:sz w:val="20"/>
         </w:rPr>
         <w:t xml:space="preserve">Intenție aprobată — Confirmată. </w:t>
       </w:r>
@@ -4314,7 +4373,7 @@
         <w:rPr>
           <w:rFonts w:ascii="Calibri" w:hAnsi="Calibri" w:eastAsia="Calibri"/>
           <w:color w:val="0B2545"/>
-          <w:sz w:val="22"/>
+          <w:sz w:val="20"/>
         </w:rPr>
         <w:t>Valorile critice sunt consistente.</w:t>
       </w:r>
@@ -4322,13 +4381,14 @@
     <w:p>
       <w:pPr>
         <w:keepLines/>
+        <w:spacing w:after="60" w:line="240" w:lineRule="auto"/>
       </w:pPr>
       <w:r>
         <w:rPr>
           <w:rFonts w:ascii="Calibri" w:hAnsi="Calibri" w:eastAsia="Calibri"/>
           <w:b/>
           <w:color w:val="087A64"/>
-          <w:sz w:val="22"/>
+          <w:sz w:val="20"/>
         </w:rPr>
         <w:t xml:space="preserve">Execuție — Autorizată. </w:t>
       </w:r>
@@ -4336,7 +4396,7 @@
         <w:rPr>
           <w:rFonts w:ascii="Calibri" w:hAnsi="Calibri" w:eastAsia="Calibri"/>
           <w:color w:val="0B2545"/>
-          <w:sz w:val="22"/>
+          <w:sz w:val="20"/>
         </w:rPr>
         <w:t>Acțiunea exactă a primit permis unic.</w:t>
       </w:r>
@@ -4344,18 +4404,22 @@
     <w:p>
       <w:pPr>
         <w:pStyle w:val="Heading2"/>
+        <w:spacing w:before="160" w:after="60"/>
       </w:pPr>
       <w:r>
         <w:t>Rațiunea deciziei și efectul asupra API</w:t>
       </w:r>
     </w:p>
     <w:p>
+      <w:pPr>
+        <w:spacing w:after="60" w:line="240" w:lineRule="auto"/>
+      </w:pPr>
       <w:r>
         <w:rPr>
           <w:rFonts w:ascii="Calibri" w:hAnsi="Calibri" w:eastAsia="Calibri"/>
           <w:b/>
           <w:color w:val="0B2545"/>
-          <w:sz w:val="22"/>
+          <w:sz w:val="20"/>
         </w:rPr>
         <w:t xml:space="preserve">Rațiune. </w:t>
       </w:r>
@@ -4363,18 +4427,21 @@
         <w:rPr>
           <w:rFonts w:ascii="Calibri" w:hAnsi="Calibri" w:eastAsia="Calibri"/>
           <w:color w:val="0B2545"/>
-          <w:sz w:val="22"/>
+          <w:sz w:val="20"/>
         </w:rPr>
         <w:t>Verificarea s-a oprit imediat ce informațiile disponibile au devenit suficiente.</w:t>
       </w:r>
     </w:p>
     <w:p>
+      <w:pPr>
+        <w:spacing w:after="60" w:line="240" w:lineRule="auto"/>
+      </w:pPr>
       <w:r>
         <w:rPr>
           <w:rFonts w:ascii="Calibri" w:hAnsi="Calibri" w:eastAsia="Calibri"/>
           <w:b/>
           <w:color w:val="0B2545"/>
-          <w:sz w:val="22"/>
+          <w:sz w:val="20"/>
         </w:rPr>
         <w:t xml:space="preserve">Cerere acceptată. </w:t>
       </w:r>
@@ -4382,7 +4449,7 @@
         <w:rPr>
           <w:rFonts w:ascii="Calibri" w:hAnsi="Calibri" w:eastAsia="Calibri"/>
           <w:color w:val="0B2545"/>
-          <w:sz w:val="22"/>
+          <w:sz w:val="20"/>
         </w:rPr>
         <w:t>Permisul unic autorizează exact crearea comenzii aprobate.</w:t>
       </w:r>
@@ -4390,6 +4457,7 @@
     <w:p>
       <w:pPr>
         <w:pStyle w:val="Heading2"/>
+        <w:spacing w:before="160" w:after="60"/>
       </w:pPr>
       <w:r>
         <w:t>Traseul deciziei</w:t>
@@ -4398,93 +4466,177 @@
     <w:p>
       <w:pPr>
         <w:pStyle w:val="ListBullet"/>
-      </w:pPr>
-      <w:r>
+        <w:spacing w:after="40" w:line="240" w:lineRule="auto"/>
+      </w:pPr>
+      <w:r>
+        <w:rPr>
+          <w:rFonts w:ascii="Calibri" w:hAnsi="Calibri" w:eastAsia="Calibri"/>
+          <w:color w:val="0B2545"/>
+          <w:sz w:val="19"/>
+        </w:rPr>
         <w:t>Autenticitatea documentului și revizia semnată au fost confirmate.</w:t>
       </w:r>
     </w:p>
     <w:p>
       <w:pPr>
         <w:pStyle w:val="ListBullet"/>
-      </w:pPr>
-      <w:r>
+        <w:spacing w:after="40" w:line="240" w:lineRule="auto"/>
+      </w:pPr>
+      <w:r>
+        <w:rPr>
+          <w:rFonts w:ascii="Calibri" w:hAnsi="Calibri" w:eastAsia="Calibri"/>
+          <w:color w:val="0B2545"/>
+          <w:sz w:val="19"/>
+        </w:rPr>
         <w:t>Revizia validată a fost înregistrată în arhiva documentară.</w:t>
       </w:r>
     </w:p>
     <w:p>
       <w:pPr>
         <w:pStyle w:val="ListBullet"/>
-      </w:pPr>
-      <w:r>
-        <w:t>Nivelul de verificare a fost adaptat profilului tranzacției.</w:t>
+        <w:spacing w:after="40" w:line="240" w:lineRule="auto"/>
+      </w:pPr>
+      <w:r>
+        <w:rPr>
+          <w:rFonts w:ascii="Calibri" w:hAnsi="Calibri" w:eastAsia="Calibri"/>
+          <w:color w:val="0B2545"/>
+          <w:sz w:val="19"/>
+        </w:rPr>
+        <w:t>După validarea semnăturii au fost selectate profilurile independente de extragere.</w:t>
       </w:r>
     </w:p>
     <w:p>
       <w:pPr>
         <w:pStyle w:val="ListBullet"/>
-      </w:pPr>
-      <w:r>
-        <w:t>Reprezentările independente ale documentului au fost confruntate.</w:t>
+        <w:spacing w:after="40" w:line="240" w:lineRule="auto"/>
+      </w:pPr>
+      <w:r>
+        <w:rPr>
+          <w:rFonts w:ascii="Calibri" w:hAnsi="Calibri" w:eastAsia="Calibri"/>
+          <w:color w:val="0B2545"/>
+          <w:sz w:val="19"/>
+        </w:rPr>
+        <w:t>Nivelul de verificare a fost adaptat profilului tranzacției.</w:t>
       </w:r>
     </w:p>
     <w:p>
       <w:pPr>
         <w:pStyle w:val="ListBullet"/>
-      </w:pPr>
-      <w:r>
-        <w:t>Valorile critice au fost confirmate prin consens verificabil.</w:t>
+        <w:spacing w:after="40" w:line="240" w:lineRule="auto"/>
+      </w:pPr>
+      <w:r>
+        <w:rPr>
+          <w:rFonts w:ascii="Calibri" w:hAnsi="Calibri" w:eastAsia="Calibri"/>
+          <w:color w:val="0B2545"/>
+          <w:sz w:val="19"/>
+        </w:rPr>
+        <w:t>Reprezentările independente ale documentului au fost confruntate.</w:t>
       </w:r>
     </w:p>
     <w:p>
       <w:pPr>
         <w:pStyle w:val="ListBullet"/>
-      </w:pPr>
-      <w:r>
-        <w:t>Intenția aprobată a fost legată de acțiunea API exactă.</w:t>
+        <w:spacing w:after="40" w:line="240" w:lineRule="auto"/>
+      </w:pPr>
+      <w:r>
+        <w:rPr>
+          <w:rFonts w:ascii="Calibri" w:hAnsi="Calibri" w:eastAsia="Calibri"/>
+          <w:color w:val="0B2545"/>
+          <w:sz w:val="19"/>
+        </w:rPr>
+        <w:t>Valorile critice au fost confirmate prin consens verificabil.</w:t>
       </w:r>
     </w:p>
     <w:p>
       <w:pPr>
         <w:pStyle w:val="ListBullet"/>
-      </w:pPr>
-      <w:r>
-        <w:t>A fost emisă o autorizare criptografică de unică folosință.</w:t>
+        <w:spacing w:after="40" w:line="240" w:lineRule="auto"/>
+      </w:pPr>
+      <w:r>
+        <w:rPr>
+          <w:rFonts w:ascii="Calibri" w:hAnsi="Calibri" w:eastAsia="Calibri"/>
+          <w:color w:val="0B2545"/>
+          <w:sz w:val="19"/>
+        </w:rPr>
+        <w:t>Intenția aprobată a fost legată de acțiunea API exactă.</w:t>
       </w:r>
     </w:p>
     <w:p>
       <w:pPr>
         <w:pStyle w:val="ListBullet"/>
-      </w:pPr>
-      <w:r>
-        <w:t>Gateway-ul a verificat politica, permisul și acțiunea, apoi a rutat tranzacția.</w:t>
+        <w:spacing w:after="40" w:line="240" w:lineRule="auto"/>
+      </w:pPr>
+      <w:r>
+        <w:rPr>
+          <w:rFonts w:ascii="Calibri" w:hAnsi="Calibri" w:eastAsia="Calibri"/>
+          <w:color w:val="0B2545"/>
+          <w:sz w:val="19"/>
+        </w:rPr>
+        <w:t>Valorile stabile au fost angajate criptografic și legate de parametrii execuției.</w:t>
       </w:r>
     </w:p>
     <w:p>
       <w:pPr>
         <w:pStyle w:val="ListBullet"/>
-      </w:pPr>
-      <w:r>
-        <w:t>Revizia următoare a continuat istoricul documentar fără întreruperi.</w:t>
+        <w:spacing w:after="40" w:line="240" w:lineRule="auto"/>
+      </w:pPr>
+      <w:r>
+        <w:rPr>
+          <w:rFonts w:ascii="Calibri" w:hAnsi="Calibri" w:eastAsia="Calibri"/>
+          <w:color w:val="0B2545"/>
+          <w:sz w:val="19"/>
+        </w:rPr>
+        <w:t>A fost emisă o autorizare criptografică de unică folosință.</w:t>
       </w:r>
     </w:p>
     <w:p>
       <w:pPr>
-        <w:pStyle w:val="Heading2"/>
-      </w:pPr>
-      <w:r>
-        <w:t>Identificatori și trasabilitate</w:t>
+        <w:pStyle w:val="ListBullet"/>
+        <w:spacing w:after="40" w:line="240" w:lineRule="auto"/>
+      </w:pPr>
+      <w:r>
+        <w:rPr>
+          <w:rFonts w:ascii="Calibri" w:hAnsi="Calibri" w:eastAsia="Calibri"/>
+          <w:color w:val="0B2545"/>
+          <w:sz w:val="19"/>
+        </w:rPr>
+        <w:t>Gateway-ul a verificat politica, permisul și acțiunea, apoi a rutat tranzacția.</w:t>
       </w:r>
     </w:p>
     <w:p>
       <w:pPr>
+        <w:pStyle w:val="ListBullet"/>
+        <w:spacing w:after="40" w:line="240" w:lineRule="auto"/>
+      </w:pPr>
+      <w:r>
+        <w:rPr>
+          <w:rFonts w:ascii="Calibri" w:hAnsi="Calibri" w:eastAsia="Calibri"/>
+          <w:color w:val="0B2545"/>
+          <w:sz w:val="19"/>
+        </w:rPr>
+        <w:t>Revizia următoare a continuat istoricul documentar fără întreruperi.</w:t>
+      </w:r>
+    </w:p>
+    <w:p>
+      <w:pPr>
+        <w:pStyle w:val="Heading2"/>
+        <w:spacing w:before="160" w:after="60"/>
+      </w:pPr>
+      <w:r>
+        <w:t>Identificatori și trasabilitate</w:t>
+      </w:r>
+    </w:p>
+    <w:p>
+      <w:pPr>
         <w:pStyle w:val="SODIFEvidence"/>
+        <w:spacing w:after="20" w:line="240" w:lineRule="auto"/>
       </w:pPr>
       <w:r>
         <w:rPr>
           <w:rFonts w:ascii="Consolas" w:hAnsi="Consolas" w:eastAsia="Consolas"/>
           <w:b/>
           <w:color w:val="607086"/>
-          <w:sz w:val="18"/>
+          <w:sz w:val="17"/>
         </w:rPr>
         <w:t xml:space="preserve">Document: </w:t>
       </w:r>
@@ -4492,21 +4644,22 @@
         <w:rPr>
           <w:rFonts w:ascii="Consolas" w:hAnsi="Consolas" w:eastAsia="Consolas"/>
           <w:color w:val="1F4D78"/>
-          <w:sz w:val="18"/>
+          <w:sz w:val="17"/>
         </w:rPr>
-        <w:t>sha256:4d0db38a693…274ca19d</w:t>
+        <w:t>sha256:2f77ae639e0…3f79f8d7</w:t>
       </w:r>
     </w:p>
     <w:p>
       <w:pPr>
         <w:pStyle w:val="SODIFEvidence"/>
+        <w:spacing w:after="20" w:line="240" w:lineRule="auto"/>
       </w:pPr>
       <w:r>
         <w:rPr>
           <w:rFonts w:ascii="Consolas" w:hAnsi="Consolas" w:eastAsia="Consolas"/>
           <w:b/>
           <w:color w:val="607086"/>
-          <w:sz w:val="18"/>
+          <w:sz w:val="17"/>
         </w:rPr>
         <w:t xml:space="preserve">Permis: </w:t>
       </w:r>
@@ -4514,7 +4667,7 @@
         <w:rPr>
           <w:rFonts w:ascii="Consolas" w:hAnsi="Consolas" w:eastAsia="Consolas"/>
           <w:color w:val="1F4D78"/>
-          <w:sz w:val="18"/>
+          <w:sz w:val="17"/>
         </w:rPr>
         <w:t>permit-happy-path</w:t>
       </w:r>
@@ -4522,175 +4675,252 @@
     <w:p>
       <w:pPr>
         <w:pStyle w:val="SODIFEvidence"/>
+        <w:spacing w:after="20" w:line="240" w:lineRule="auto"/>
       </w:pPr>
       <w:r>
         <w:rPr>
           <w:rFonts w:ascii="Consolas" w:hAnsi="Consolas" w:eastAsia="Consolas"/>
           <w:b/>
           <w:color w:val="607086"/>
-          <w:sz w:val="18"/>
+          <w:sz w:val="17"/>
         </w:rPr>
-        <w:t xml:space="preserve">Arhivă: </w:t>
+        <w:t xml:space="preserve">Selecție verificări: </w:t>
       </w:r>
       <w:r>
         <w:rPr>
           <w:rFonts w:ascii="Consolas" w:hAnsi="Consolas" w:eastAsia="Consolas"/>
           <w:color w:val="1F4D78"/>
-          <w:sz w:val="18"/>
+          <w:sz w:val="17"/>
         </w:rPr>
-        <w:t>arc-dd5d9cf7c91b9665bc37d5b6</w:t>
+        <w:t>sha256:37b45d098e9…8f11f56a</w:t>
       </w:r>
     </w:p>
     <w:p>
       <w:pPr>
         <w:pStyle w:val="SODIFEvidence"/>
+        <w:spacing w:after="20" w:line="240" w:lineRule="auto"/>
       </w:pPr>
       <w:r>
         <w:rPr>
           <w:rFonts w:ascii="Consolas" w:hAnsi="Consolas" w:eastAsia="Consolas"/>
           <w:b/>
           <w:color w:val="607086"/>
-          <w:sz w:val="18"/>
+          <w:sz w:val="17"/>
         </w:rPr>
-        <w:t xml:space="preserve">Istoric: </w:t>
+        <w:t xml:space="preserve">Rădăcină valori: </w:t>
       </w:r>
       <w:r>
         <w:rPr>
           <w:rFonts w:ascii="Consolas" w:hAnsi="Consolas" w:eastAsia="Consolas"/>
           <w:color w:val="1F4D78"/>
-          <w:sz w:val="18"/>
+          <w:sz w:val="17"/>
         </w:rPr>
-        <w:t>2 revizii legate</w:t>
+        <w:t>sha256:0b8e300e230…89ef18ac</w:t>
       </w:r>
     </w:p>
     <w:p>
       <w:pPr>
         <w:pStyle w:val="SODIFEvidence"/>
+        <w:spacing w:after="20" w:line="240" w:lineRule="auto"/>
       </w:pPr>
       <w:r>
         <w:rPr>
           <w:rFonts w:ascii="Consolas" w:hAnsi="Consolas" w:eastAsia="Consolas"/>
           <w:b/>
           <w:color w:val="607086"/>
-          <w:sz w:val="18"/>
+          <w:sz w:val="17"/>
         </w:rPr>
-        <w:t xml:space="preserve">Decizie Gateway: </w:t>
+        <w:t xml:space="preserve">Dovadă de execuție: </w:t>
       </w:r>
       <w:r>
         <w:rPr>
           <w:rFonts w:ascii="Consolas" w:hAnsi="Consolas" w:eastAsia="Consolas"/>
           <w:color w:val="1F4D78"/>
-          <w:sz w:val="18"/>
+          <w:sz w:val="17"/>
         </w:rPr>
-        <w:t>gateway-2a8edded7e22e73d</w:t>
+        <w:t>sha256:f6d47cf599c…f349eda5</w:t>
       </w:r>
     </w:p>
     <w:p>
       <w:pPr>
         <w:pStyle w:val="SODIFEvidence"/>
+        <w:spacing w:after="20" w:line="240" w:lineRule="auto"/>
       </w:pPr>
       <w:r>
         <w:rPr>
           <w:rFonts w:ascii="Consolas" w:hAnsi="Consolas" w:eastAsia="Consolas"/>
           <w:b/>
           <w:color w:val="607086"/>
-          <w:sz w:val="18"/>
+          <w:sz w:val="17"/>
         </w:rPr>
-        <w:t xml:space="preserve">Politică rută: </w:t>
+        <w:t xml:space="preserve">Arhivă: </w:t>
       </w:r>
       <w:r>
         <w:rPr>
           <w:rFonts w:ascii="Consolas" w:hAnsi="Consolas" w:eastAsia="Consolas"/>
           <w:color w:val="1F4D78"/>
-          <w:sz w:val="18"/>
+          <w:sz w:val="17"/>
         </w:rPr>
-        <w:t>erp.purchase-orders</w:t>
+        <w:t>arc-cdc2699024ed3278bfb97575</w:t>
       </w:r>
     </w:p>
     <w:p>
       <w:pPr>
         <w:pStyle w:val="SODIFEvidence"/>
+        <w:spacing w:after="20" w:line="240" w:lineRule="auto"/>
       </w:pPr>
       <w:r>
         <w:rPr>
           <w:rFonts w:ascii="Consolas" w:hAnsi="Consolas" w:eastAsia="Consolas"/>
           <w:b/>
           <w:color w:val="607086"/>
-          <w:sz w:val="18"/>
+          <w:sz w:val="17"/>
         </w:rPr>
-        <w:t xml:space="preserve">Rezultat Gateway: </w:t>
+        <w:t xml:space="preserve">Istoric: </w:t>
       </w:r>
       <w:r>
         <w:rPr>
           <w:rFonts w:ascii="Consolas" w:hAnsi="Consolas" w:eastAsia="Consolas"/>
           <w:color w:val="1F4D78"/>
-          <w:sz w:val="18"/>
+          <w:sz w:val="17"/>
         </w:rPr>
-        <w:t>Rutată</w:t>
+        <w:t>2 revizii legate</w:t>
       </w:r>
     </w:p>
     <w:p>
       <w:pPr>
         <w:pStyle w:val="SODIFEvidence"/>
+        <w:spacing w:after="20" w:line="240" w:lineRule="auto"/>
       </w:pPr>
       <w:r>
         <w:rPr>
           <w:rFonts w:ascii="Consolas" w:hAnsi="Consolas" w:eastAsia="Consolas"/>
           <w:b/>
           <w:color w:val="607086"/>
-          <w:sz w:val="18"/>
+          <w:sz w:val="17"/>
         </w:rPr>
-        <w:t xml:space="preserve">Acțiune: </w:t>
+        <w:t xml:space="preserve">Decizie Gateway: </w:t>
       </w:r>
       <w:r>
         <w:rPr>
           <w:rFonts w:ascii="Consolas" w:hAnsi="Consolas" w:eastAsia="Consolas"/>
           <w:color w:val="1F4D78"/>
-          <w:sz w:val="18"/>
+          <w:sz w:val="17"/>
         </w:rPr>
-        <w:t>POST /purchase-orders</w:t>
+        <w:t>gateway-8ff641e84ac7ba9c</w:t>
       </w:r>
     </w:p>
     <w:p>
       <w:pPr>
         <w:pStyle w:val="SODIFEvidence"/>
+        <w:spacing w:after="20" w:line="240" w:lineRule="auto"/>
       </w:pPr>
       <w:r>
         <w:rPr>
           <w:rFonts w:ascii="Consolas" w:hAnsi="Consolas" w:eastAsia="Consolas"/>
           <w:b/>
           <w:color w:val="607086"/>
-          <w:sz w:val="18"/>
+          <w:sz w:val="17"/>
         </w:rPr>
-        <w:t xml:space="preserve">Destinație: </w:t>
+        <w:t xml:space="preserve">Politică rută: </w:t>
       </w:r>
       <w:r>
         <w:rPr>
           <w:rFonts w:ascii="Consolas" w:hAnsi="Consolas" w:eastAsia="Consolas"/>
           <w:color w:val="1F4D78"/>
-          <w:sz w:val="18"/>
+          <w:sz w:val="17"/>
         </w:rPr>
-        <w:t>erp-purchase-api</w:t>
+        <w:t>erp.purchase-orders</w:t>
       </w:r>
     </w:p>
     <w:p>
       <w:pPr>
         <w:pStyle w:val="SODIFEvidence"/>
+        <w:spacing w:after="20" w:line="240" w:lineRule="auto"/>
       </w:pPr>
       <w:r>
         <w:rPr>
           <w:rFonts w:ascii="Consolas" w:hAnsi="Consolas" w:eastAsia="Consolas"/>
           <w:b/>
           <w:color w:val="607086"/>
-          <w:sz w:val="18"/>
+          <w:sz w:val="17"/>
         </w:rPr>
-        <w:t xml:space="preserve">Confirmare API: </w:t>
+        <w:t xml:space="preserve">Rezultat Gateway: </w:t>
       </w:r>
       <w:r>
         <w:rPr>
           <w:rFonts w:ascii="Consolas" w:hAnsi="Consolas" w:eastAsia="Consolas"/>
           <w:color w:val="1F4D78"/>
-          <w:sz w:val="18"/>
+          <w:sz w:val="17"/>
+        </w:rPr>
+        <w:t>Rutată</w:t>
+      </w:r>
+    </w:p>
+    <w:p>
+      <w:pPr>
+        <w:pStyle w:val="SODIFEvidence"/>
+        <w:spacing w:after="20" w:line="240" w:lineRule="auto"/>
+      </w:pPr>
+      <w:r>
+        <w:rPr>
+          <w:rFonts w:ascii="Consolas" w:hAnsi="Consolas" w:eastAsia="Consolas"/>
+          <w:b/>
+          <w:color w:val="607086"/>
+          <w:sz w:val="17"/>
+        </w:rPr>
+        <w:t xml:space="preserve">Acțiune: </w:t>
+      </w:r>
+      <w:r>
+        <w:rPr>
+          <w:rFonts w:ascii="Consolas" w:hAnsi="Consolas" w:eastAsia="Consolas"/>
+          <w:color w:val="1F4D78"/>
+          <w:sz w:val="17"/>
+        </w:rPr>
+        <w:t>POST /purchase-orders</w:t>
+      </w:r>
+    </w:p>
+    <w:p>
+      <w:pPr>
+        <w:pStyle w:val="SODIFEvidence"/>
+        <w:spacing w:after="20" w:line="240" w:lineRule="auto"/>
+      </w:pPr>
+      <w:r>
+        <w:rPr>
+          <w:rFonts w:ascii="Consolas" w:hAnsi="Consolas" w:eastAsia="Consolas"/>
+          <w:b/>
+          <w:color w:val="607086"/>
+          <w:sz w:val="17"/>
+        </w:rPr>
+        <w:t xml:space="preserve">Destinație: </w:t>
+      </w:r>
+      <w:r>
+        <w:rPr>
+          <w:rFonts w:ascii="Consolas" w:hAnsi="Consolas" w:eastAsia="Consolas"/>
+          <w:color w:val="1F4D78"/>
+          <w:sz w:val="17"/>
+        </w:rPr>
+        <w:t>erp-purchase-api</w:t>
+      </w:r>
+    </w:p>
+    <w:p>
+      <w:pPr>
+        <w:pStyle w:val="SODIFEvidence"/>
+        <w:spacing w:after="20" w:line="240" w:lineRule="auto"/>
+      </w:pPr>
+      <w:r>
+        <w:rPr>
+          <w:rFonts w:ascii="Consolas" w:hAnsi="Consolas" w:eastAsia="Consolas"/>
+          <w:b/>
+          <w:color w:val="607086"/>
+          <w:sz w:val="17"/>
+        </w:rPr>
+        <w:t xml:space="preserve">Confirmare API: </w:t>
+      </w:r>
+      <w:r>
+        <w:rPr>
+          <w:rFonts w:ascii="Consolas" w:hAnsi="Consolas" w:eastAsia="Consolas"/>
+          <w:color w:val="1F4D78"/>
+          <w:sz w:val="17"/>
         </w:rPr>
         <w:t>202</w:t>
       </w:r>
@@ -4698,7 +4928,7 @@
     <w:p>
       <w:pPr>
         <w:pageBreakBefore/>
-        <w:spacing w:after="60"/>
+        <w:spacing w:after="40"/>
       </w:pPr>
       <w:r>
         <w:rPr>
@@ -4713,20 +4943,29 @@
     <w:p>
       <w:pPr>
         <w:pStyle w:val="Heading1"/>
+        <w:spacing w:before="200" w:after="80"/>
       </w:pPr>
       <w:r>
         <w:t>Dovadă suplimentară necesară</w:t>
       </w:r>
     </w:p>
     <w:p>
-      <w:r>
+      <w:pPr>
+        <w:spacing w:after="80" w:line="240" w:lineRule="auto"/>
+      </w:pPr>
+      <w:r>
+        <w:rPr>
+          <w:rFonts w:ascii="Calibri" w:hAnsi="Calibri" w:eastAsia="Calibri"/>
+          <w:color w:val="0B2545"/>
+          <w:sz w:val="20"/>
+        </w:rPr>
         <w:t>O valoare critică lipsește inițial, iar verificarea se extinde controlat.</w:t>
       </w:r>
     </w:p>
     <w:p>
       <w:pPr>
         <w:keepLines/>
-        <w:spacing w:before="100" w:after="200"/>
+        <w:spacing w:before="60" w:after="120"/>
         <w:ind w:left="173" w:right="115"/>
         <w:shd w:fill="EAF7F3"/>
         <w:pBdr>
@@ -4738,7 +4977,7 @@
           <w:rFonts w:ascii="Calibri" w:hAnsi="Calibri" w:eastAsia="Calibri"/>
           <w:b/>
           <w:color w:val="087A64"/>
-          <w:sz w:val="22"/>
+          <w:sz w:val="21"/>
         </w:rPr>
         <w:t>Decizie: Autorizată</w:t>
         <w:br/>
@@ -4747,7 +4986,7 @@
         <w:rPr>
           <w:rFonts w:ascii="Calibri" w:hAnsi="Calibri" w:eastAsia="Calibri"/>
           <w:color w:val="0B2545"/>
-          <w:sz w:val="21"/>
+          <w:sz w:val="20"/>
         </w:rPr>
         <w:t>Verificarea suplimentară completează informația fără a reduce nivelul de siguranță.</w:t>
       </w:r>
@@ -4755,6 +4994,7 @@
     <w:p>
       <w:pPr>
         <w:pStyle w:val="Heading2"/>
+        <w:spacing w:before="160" w:after="60"/>
       </w:pPr>
       <w:r>
         <w:t>Rezultatul controalelor</w:t>
@@ -4763,13 +5003,14 @@
     <w:p>
       <w:pPr>
         <w:keepLines/>
+        <w:spacing w:after="60" w:line="240" w:lineRule="auto"/>
       </w:pPr>
       <w:r>
         <w:rPr>
           <w:rFonts w:ascii="Calibri" w:hAnsi="Calibri" w:eastAsia="Calibri"/>
           <w:b/>
           <w:color w:val="087A64"/>
-          <w:sz w:val="22"/>
+          <w:sz w:val="20"/>
         </w:rPr>
         <w:t xml:space="preserve">Document — Autentic. </w:t>
       </w:r>
@@ -4777,7 +5018,7 @@
         <w:rPr>
           <w:rFonts w:ascii="Calibri" w:hAnsi="Calibri" w:eastAsia="Calibri"/>
           <w:color w:val="0B2545"/>
-          <w:sz w:val="22"/>
+          <w:sz w:val="20"/>
         </w:rPr>
         <w:t>Revizia și semnătura corespund.</w:t>
       </w:r>
@@ -4785,13 +5026,14 @@
     <w:p>
       <w:pPr>
         <w:keepLines/>
+        <w:spacing w:after="60" w:line="240" w:lineRule="auto"/>
       </w:pPr>
       <w:r>
         <w:rPr>
           <w:rFonts w:ascii="Calibri" w:hAnsi="Calibri" w:eastAsia="Calibri"/>
           <w:b/>
           <w:color w:val="087A64"/>
-          <w:sz w:val="22"/>
+          <w:sz w:val="20"/>
         </w:rPr>
         <w:t xml:space="preserve">Intenție aprobată — Confirmată suplimentar. </w:t>
       </w:r>
@@ -4799,7 +5041,7 @@
         <w:rPr>
           <w:rFonts w:ascii="Calibri" w:hAnsi="Calibri" w:eastAsia="Calibri"/>
           <w:color w:val="0B2545"/>
-          <w:sz w:val="22"/>
+          <w:sz w:val="20"/>
         </w:rPr>
         <w:t>Dovada lipsă a fost completată.</w:t>
       </w:r>
@@ -4807,13 +5049,14 @@
     <w:p>
       <w:pPr>
         <w:keepLines/>
+        <w:spacing w:after="60" w:line="240" w:lineRule="auto"/>
       </w:pPr>
       <w:r>
         <w:rPr>
           <w:rFonts w:ascii="Calibri" w:hAnsi="Calibri" w:eastAsia="Calibri"/>
           <w:b/>
           <w:color w:val="087A64"/>
-          <w:sz w:val="22"/>
+          <w:sz w:val="20"/>
         </w:rPr>
         <w:t xml:space="preserve">Execuție — Autorizată. </w:t>
       </w:r>
@@ -4821,7 +5064,7 @@
         <w:rPr>
           <w:rFonts w:ascii="Calibri" w:hAnsi="Calibri" w:eastAsia="Calibri"/>
           <w:color w:val="0B2545"/>
-          <w:sz w:val="22"/>
+          <w:sz w:val="20"/>
         </w:rPr>
         <w:t>Acțiunea exactă a primit permis unic.</w:t>
       </w:r>
@@ -4829,18 +5072,22 @@
     <w:p>
       <w:pPr>
         <w:pStyle w:val="Heading2"/>
+        <w:spacing w:before="160" w:after="60"/>
       </w:pPr>
       <w:r>
         <w:t>Rațiunea deciziei și efectul asupra API</w:t>
       </w:r>
     </w:p>
     <w:p>
+      <w:pPr>
+        <w:spacing w:after="60" w:line="240" w:lineRule="auto"/>
+      </w:pPr>
       <w:r>
         <w:rPr>
           <w:rFonts w:ascii="Calibri" w:hAnsi="Calibri" w:eastAsia="Calibri"/>
           <w:b/>
           <w:color w:val="0B2545"/>
-          <w:sz w:val="22"/>
+          <w:sz w:val="20"/>
         </w:rPr>
         <w:t xml:space="preserve">Rațiune. </w:t>
       </w:r>
@@ -4848,18 +5095,21 @@
         <w:rPr>
           <w:rFonts w:ascii="Calibri" w:hAnsi="Calibri" w:eastAsia="Calibri"/>
           <w:color w:val="0B2545"/>
-          <w:sz w:val="22"/>
+          <w:sz w:val="20"/>
         </w:rPr>
         <w:t>Resursele suplimentare sunt activate doar când traseul normal nu este concludent.</w:t>
       </w:r>
     </w:p>
     <w:p>
+      <w:pPr>
+        <w:spacing w:after="60" w:line="240" w:lineRule="auto"/>
+      </w:pPr>
       <w:r>
         <w:rPr>
           <w:rFonts w:ascii="Calibri" w:hAnsi="Calibri" w:eastAsia="Calibri"/>
           <w:b/>
           <w:color w:val="0B2545"/>
-          <w:sz w:val="22"/>
+          <w:sz w:val="20"/>
         </w:rPr>
         <w:t xml:space="preserve">Cerere acceptată. </w:t>
       </w:r>
@@ -4867,7 +5117,7 @@
         <w:rPr>
           <w:rFonts w:ascii="Calibri" w:hAnsi="Calibri" w:eastAsia="Calibri"/>
           <w:color w:val="0B2545"/>
-          <w:sz w:val="22"/>
+          <w:sz w:val="20"/>
         </w:rPr>
         <w:t>Execuția este permisă numai după confirmarea valorii lipsă.</w:t>
       </w:r>
@@ -4875,6 +5125,7 @@
     <w:p>
       <w:pPr>
         <w:pStyle w:val="Heading2"/>
+        <w:spacing w:before="160" w:after="60"/>
       </w:pPr>
       <w:r>
         <w:t>Traseul deciziei</w:t>
@@ -4883,85 +5134,163 @@
     <w:p>
       <w:pPr>
         <w:pStyle w:val="ListBullet"/>
-      </w:pPr>
-      <w:r>
+        <w:spacing w:after="40" w:line="240" w:lineRule="auto"/>
+      </w:pPr>
+      <w:r>
+        <w:rPr>
+          <w:rFonts w:ascii="Calibri" w:hAnsi="Calibri" w:eastAsia="Calibri"/>
+          <w:color w:val="0B2545"/>
+          <w:sz w:val="19"/>
+        </w:rPr>
         <w:t>Autenticitatea documentului și revizia semnată au fost confirmate.</w:t>
       </w:r>
     </w:p>
     <w:p>
       <w:pPr>
         <w:pStyle w:val="ListBullet"/>
-      </w:pPr>
-      <w:r>
+        <w:spacing w:after="40" w:line="240" w:lineRule="auto"/>
+      </w:pPr>
+      <w:r>
+        <w:rPr>
+          <w:rFonts w:ascii="Calibri" w:hAnsi="Calibri" w:eastAsia="Calibri"/>
+          <w:color w:val="0B2545"/>
+          <w:sz w:val="19"/>
+        </w:rPr>
         <w:t>Revizia validată a fost înregistrată în arhiva documentară.</w:t>
       </w:r>
     </w:p>
     <w:p>
       <w:pPr>
         <w:pStyle w:val="ListBullet"/>
-      </w:pPr>
-      <w:r>
-        <w:t>Nivelul de verificare a fost adaptat profilului tranzacției.</w:t>
+        <w:spacing w:after="40" w:line="240" w:lineRule="auto"/>
+      </w:pPr>
+      <w:r>
+        <w:rPr>
+          <w:rFonts w:ascii="Calibri" w:hAnsi="Calibri" w:eastAsia="Calibri"/>
+          <w:color w:val="0B2545"/>
+          <w:sz w:val="19"/>
+        </w:rPr>
+        <w:t>După validarea semnăturii au fost selectate profilurile independente de extragere.</w:t>
       </w:r>
     </w:p>
     <w:p>
       <w:pPr>
         <w:pStyle w:val="ListBullet"/>
-      </w:pPr>
-      <w:r>
-        <w:t>Reprezentările independente ale documentului au fost confruntate.</w:t>
+        <w:spacing w:after="40" w:line="240" w:lineRule="auto"/>
+      </w:pPr>
+      <w:r>
+        <w:rPr>
+          <w:rFonts w:ascii="Calibri" w:hAnsi="Calibri" w:eastAsia="Calibri"/>
+          <w:color w:val="0B2545"/>
+          <w:sz w:val="19"/>
+        </w:rPr>
+        <w:t>Nivelul de verificare a fost adaptat profilului tranzacției.</w:t>
       </w:r>
     </w:p>
     <w:p>
       <w:pPr>
         <w:pStyle w:val="ListBullet"/>
-      </w:pPr>
-      <w:r>
-        <w:t>Valorile critice au fost confirmate prin consens verificabil.</w:t>
+        <w:spacing w:after="40" w:line="240" w:lineRule="auto"/>
+      </w:pPr>
+      <w:r>
+        <w:rPr>
+          <w:rFonts w:ascii="Calibri" w:hAnsi="Calibri" w:eastAsia="Calibri"/>
+          <w:color w:val="0B2545"/>
+          <w:sz w:val="19"/>
+        </w:rPr>
+        <w:t>Reprezentările independente ale documentului au fost confruntate.</w:t>
       </w:r>
     </w:p>
     <w:p>
       <w:pPr>
         <w:pStyle w:val="ListBullet"/>
-      </w:pPr>
-      <w:r>
-        <w:t>Intenția aprobată a fost legată de acțiunea API exactă.</w:t>
+        <w:spacing w:after="40" w:line="240" w:lineRule="auto"/>
+      </w:pPr>
+      <w:r>
+        <w:rPr>
+          <w:rFonts w:ascii="Calibri" w:hAnsi="Calibri" w:eastAsia="Calibri"/>
+          <w:color w:val="0B2545"/>
+          <w:sz w:val="19"/>
+        </w:rPr>
+        <w:t>Valorile critice au fost confirmate prin consens verificabil.</w:t>
       </w:r>
     </w:p>
     <w:p>
       <w:pPr>
         <w:pStyle w:val="ListBullet"/>
-      </w:pPr>
-      <w:r>
-        <w:t>A fost emisă o autorizare criptografică de unică folosință.</w:t>
+        <w:spacing w:after="40" w:line="240" w:lineRule="auto"/>
+      </w:pPr>
+      <w:r>
+        <w:rPr>
+          <w:rFonts w:ascii="Calibri" w:hAnsi="Calibri" w:eastAsia="Calibri"/>
+          <w:color w:val="0B2545"/>
+          <w:sz w:val="19"/>
+        </w:rPr>
+        <w:t>Intenția aprobată a fost legată de acțiunea API exactă.</w:t>
       </w:r>
     </w:p>
     <w:p>
       <w:pPr>
         <w:pStyle w:val="ListBullet"/>
-      </w:pPr>
-      <w:r>
-        <w:t>Gateway-ul a verificat politica, permisul și acțiunea, apoi a rutat tranzacția.</w:t>
+        <w:spacing w:after="40" w:line="240" w:lineRule="auto"/>
+      </w:pPr>
+      <w:r>
+        <w:rPr>
+          <w:rFonts w:ascii="Calibri" w:hAnsi="Calibri" w:eastAsia="Calibri"/>
+          <w:color w:val="0B2545"/>
+          <w:sz w:val="19"/>
+        </w:rPr>
+        <w:t>Valorile stabile au fost angajate criptografic și legate de parametrii execuției.</w:t>
       </w:r>
     </w:p>
     <w:p>
       <w:pPr>
-        <w:pStyle w:val="Heading2"/>
-      </w:pPr>
-      <w:r>
-        <w:t>Identificatori și trasabilitate</w:t>
+        <w:pStyle w:val="ListBullet"/>
+        <w:spacing w:after="40" w:line="240" w:lineRule="auto"/>
+      </w:pPr>
+      <w:r>
+        <w:rPr>
+          <w:rFonts w:ascii="Calibri" w:hAnsi="Calibri" w:eastAsia="Calibri"/>
+          <w:color w:val="0B2545"/>
+          <w:sz w:val="19"/>
+        </w:rPr>
+        <w:t>A fost emisă o autorizare criptografică de unică folosință.</w:t>
       </w:r>
     </w:p>
     <w:p>
       <w:pPr>
+        <w:pStyle w:val="ListBullet"/>
+        <w:spacing w:after="40" w:line="240" w:lineRule="auto"/>
+      </w:pPr>
+      <w:r>
+        <w:rPr>
+          <w:rFonts w:ascii="Calibri" w:hAnsi="Calibri" w:eastAsia="Calibri"/>
+          <w:color w:val="0B2545"/>
+          <w:sz w:val="19"/>
+        </w:rPr>
+        <w:t>Gateway-ul a verificat politica, permisul și acțiunea, apoi a rutat tranzacția.</w:t>
+      </w:r>
+    </w:p>
+    <w:p>
+      <w:pPr>
+        <w:pStyle w:val="Heading2"/>
+        <w:spacing w:before="160" w:after="60"/>
+      </w:pPr>
+      <w:r>
+        <w:t>Identificatori și trasabilitate</w:t>
+      </w:r>
+    </w:p>
+    <w:p>
+      <w:pPr>
         <w:pStyle w:val="SODIFEvidence"/>
+        <w:spacing w:after="20" w:line="240" w:lineRule="auto"/>
       </w:pPr>
       <w:r>
         <w:rPr>
           <w:rFonts w:ascii="Consolas" w:hAnsi="Consolas" w:eastAsia="Consolas"/>
           <w:b/>
           <w:color w:val="607086"/>
-          <w:sz w:val="18"/>
+          <w:sz w:val="17"/>
         </w:rPr>
         <w:t xml:space="preserve">Document: </w:t>
       </w:r>
@@ -4969,21 +5298,22 @@
         <w:rPr>
           <w:rFonts w:ascii="Consolas" w:hAnsi="Consolas" w:eastAsia="Consolas"/>
           <w:color w:val="1F4D78"/>
-          <w:sz w:val="18"/>
+          <w:sz w:val="17"/>
         </w:rPr>
-        <w:t>sha256:4d0db38a693…274ca19d</w:t>
+        <w:t>sha256:2f77ae639e0…3f79f8d7</w:t>
       </w:r>
     </w:p>
     <w:p>
       <w:pPr>
         <w:pStyle w:val="SODIFEvidence"/>
+        <w:spacing w:after="20" w:line="240" w:lineRule="auto"/>
       </w:pPr>
       <w:r>
         <w:rPr>
           <w:rFonts w:ascii="Consolas" w:hAnsi="Consolas" w:eastAsia="Consolas"/>
           <w:b/>
           <w:color w:val="607086"/>
-          <w:sz w:val="18"/>
+          <w:sz w:val="17"/>
         </w:rPr>
         <w:t xml:space="preserve">Permis: </w:t>
       </w:r>
@@ -4991,7 +5321,7 @@
         <w:rPr>
           <w:rFonts w:ascii="Consolas" w:hAnsi="Consolas" w:eastAsia="Consolas"/>
           <w:color w:val="1F4D78"/>
-          <w:sz w:val="18"/>
+          <w:sz w:val="17"/>
         </w:rPr>
         <w:t>permit-adaptive-recovery</w:t>
       </w:r>
@@ -4999,153 +5329,229 @@
     <w:p>
       <w:pPr>
         <w:pStyle w:val="SODIFEvidence"/>
+        <w:spacing w:after="20" w:line="240" w:lineRule="auto"/>
       </w:pPr>
       <w:r>
         <w:rPr>
           <w:rFonts w:ascii="Consolas" w:hAnsi="Consolas" w:eastAsia="Consolas"/>
           <w:b/>
           <w:color w:val="607086"/>
-          <w:sz w:val="18"/>
+          <w:sz w:val="17"/>
         </w:rPr>
-        <w:t xml:space="preserve">Arhivă: </w:t>
+        <w:t xml:space="preserve">Selecție verificări: </w:t>
       </w:r>
       <w:r>
         <w:rPr>
           <w:rFonts w:ascii="Consolas" w:hAnsi="Consolas" w:eastAsia="Consolas"/>
           <w:color w:val="1F4D78"/>
-          <w:sz w:val="18"/>
+          <w:sz w:val="17"/>
         </w:rPr>
-        <w:t>arc-4b404c7b7c8395e6216a83f3</w:t>
+        <w:t>sha256:44744ba2ed5…ae657f68</w:t>
       </w:r>
     </w:p>
     <w:p>
       <w:pPr>
         <w:pStyle w:val="SODIFEvidence"/>
+        <w:spacing w:after="20" w:line="240" w:lineRule="auto"/>
       </w:pPr>
       <w:r>
         <w:rPr>
           <w:rFonts w:ascii="Consolas" w:hAnsi="Consolas" w:eastAsia="Consolas"/>
           <w:b/>
           <w:color w:val="607086"/>
-          <w:sz w:val="18"/>
+          <w:sz w:val="17"/>
         </w:rPr>
-        <w:t xml:space="preserve">Decizie Gateway: </w:t>
+        <w:t xml:space="preserve">Rădăcină valori: </w:t>
       </w:r>
       <w:r>
         <w:rPr>
           <w:rFonts w:ascii="Consolas" w:hAnsi="Consolas" w:eastAsia="Consolas"/>
           <w:color w:val="1F4D78"/>
-          <w:sz w:val="18"/>
+          <w:sz w:val="17"/>
         </w:rPr>
-        <w:t>gateway-7be6945d7fc44116</w:t>
+        <w:t>sha256:2880bf40043…85d37ef7</w:t>
       </w:r>
     </w:p>
     <w:p>
       <w:pPr>
         <w:pStyle w:val="SODIFEvidence"/>
+        <w:spacing w:after="20" w:line="240" w:lineRule="auto"/>
       </w:pPr>
       <w:r>
         <w:rPr>
           <w:rFonts w:ascii="Consolas" w:hAnsi="Consolas" w:eastAsia="Consolas"/>
           <w:b/>
           <w:color w:val="607086"/>
-          <w:sz w:val="18"/>
+          <w:sz w:val="17"/>
         </w:rPr>
-        <w:t xml:space="preserve">Politică rută: </w:t>
+        <w:t xml:space="preserve">Dovadă de execuție: </w:t>
       </w:r>
       <w:r>
         <w:rPr>
           <w:rFonts w:ascii="Consolas" w:hAnsi="Consolas" w:eastAsia="Consolas"/>
           <w:color w:val="1F4D78"/>
-          <w:sz w:val="18"/>
+          <w:sz w:val="17"/>
         </w:rPr>
-        <w:t>erp.purchase-orders</w:t>
+        <w:t>sha256:cc9c2ef824c…e329bbbd</w:t>
       </w:r>
     </w:p>
     <w:p>
       <w:pPr>
         <w:pStyle w:val="SODIFEvidence"/>
+        <w:spacing w:after="20" w:line="240" w:lineRule="auto"/>
       </w:pPr>
       <w:r>
         <w:rPr>
           <w:rFonts w:ascii="Consolas" w:hAnsi="Consolas" w:eastAsia="Consolas"/>
           <w:b/>
           <w:color w:val="607086"/>
-          <w:sz w:val="18"/>
+          <w:sz w:val="17"/>
         </w:rPr>
-        <w:t xml:space="preserve">Rezultat Gateway: </w:t>
+        <w:t xml:space="preserve">Arhivă: </w:t>
       </w:r>
       <w:r>
         <w:rPr>
           <w:rFonts w:ascii="Consolas" w:hAnsi="Consolas" w:eastAsia="Consolas"/>
           <w:color w:val="1F4D78"/>
-          <w:sz w:val="18"/>
+          <w:sz w:val="17"/>
         </w:rPr>
-        <w:t>Rutată</w:t>
+        <w:t>arc-033dec643b511e5d9f3f40b7</w:t>
       </w:r>
     </w:p>
     <w:p>
       <w:pPr>
         <w:pStyle w:val="SODIFEvidence"/>
+        <w:spacing w:after="20" w:line="240" w:lineRule="auto"/>
       </w:pPr>
       <w:r>
         <w:rPr>
           <w:rFonts w:ascii="Consolas" w:hAnsi="Consolas" w:eastAsia="Consolas"/>
           <w:b/>
           <w:color w:val="607086"/>
-          <w:sz w:val="18"/>
+          <w:sz w:val="17"/>
         </w:rPr>
-        <w:t xml:space="preserve">Acțiune: </w:t>
+        <w:t xml:space="preserve">Decizie Gateway: </w:t>
       </w:r>
       <w:r>
         <w:rPr>
           <w:rFonts w:ascii="Consolas" w:hAnsi="Consolas" w:eastAsia="Consolas"/>
           <w:color w:val="1F4D78"/>
-          <w:sz w:val="18"/>
+          <w:sz w:val="17"/>
         </w:rPr>
-        <w:t>POST /purchase-orders</w:t>
+        <w:t>gateway-376edaf8f57a3429</w:t>
       </w:r>
     </w:p>
     <w:p>
       <w:pPr>
         <w:pStyle w:val="SODIFEvidence"/>
+        <w:spacing w:after="20" w:line="240" w:lineRule="auto"/>
       </w:pPr>
       <w:r>
         <w:rPr>
           <w:rFonts w:ascii="Consolas" w:hAnsi="Consolas" w:eastAsia="Consolas"/>
           <w:b/>
           <w:color w:val="607086"/>
-          <w:sz w:val="18"/>
+          <w:sz w:val="17"/>
         </w:rPr>
-        <w:t xml:space="preserve">Destinație: </w:t>
+        <w:t xml:space="preserve">Politică rută: </w:t>
       </w:r>
       <w:r>
         <w:rPr>
           <w:rFonts w:ascii="Consolas" w:hAnsi="Consolas" w:eastAsia="Consolas"/>
           <w:color w:val="1F4D78"/>
-          <w:sz w:val="18"/>
+          <w:sz w:val="17"/>
         </w:rPr>
-        <w:t>erp-purchase-api</w:t>
+        <w:t>erp.purchase-orders</w:t>
       </w:r>
     </w:p>
     <w:p>
       <w:pPr>
         <w:pStyle w:val="SODIFEvidence"/>
+        <w:spacing w:after="20" w:line="240" w:lineRule="auto"/>
       </w:pPr>
       <w:r>
         <w:rPr>
           <w:rFonts w:ascii="Consolas" w:hAnsi="Consolas" w:eastAsia="Consolas"/>
           <w:b/>
           <w:color w:val="607086"/>
-          <w:sz w:val="18"/>
+          <w:sz w:val="17"/>
         </w:rPr>
-        <w:t xml:space="preserve">Confirmare API: </w:t>
+        <w:t xml:space="preserve">Rezultat Gateway: </w:t>
       </w:r>
       <w:r>
         <w:rPr>
           <w:rFonts w:ascii="Consolas" w:hAnsi="Consolas" w:eastAsia="Consolas"/>
           <w:color w:val="1F4D78"/>
-          <w:sz w:val="18"/>
+          <w:sz w:val="17"/>
+        </w:rPr>
+        <w:t>Rutată</w:t>
+      </w:r>
+    </w:p>
+    <w:p>
+      <w:pPr>
+        <w:pStyle w:val="SODIFEvidence"/>
+        <w:spacing w:after="20" w:line="240" w:lineRule="auto"/>
+      </w:pPr>
+      <w:r>
+        <w:rPr>
+          <w:rFonts w:ascii="Consolas" w:hAnsi="Consolas" w:eastAsia="Consolas"/>
+          <w:b/>
+          <w:color w:val="607086"/>
+          <w:sz w:val="17"/>
+        </w:rPr>
+        <w:t xml:space="preserve">Acțiune: </w:t>
+      </w:r>
+      <w:r>
+        <w:rPr>
+          <w:rFonts w:ascii="Consolas" w:hAnsi="Consolas" w:eastAsia="Consolas"/>
+          <w:color w:val="1F4D78"/>
+          <w:sz w:val="17"/>
+        </w:rPr>
+        <w:t>POST /purchase-orders</w:t>
+      </w:r>
+    </w:p>
+    <w:p>
+      <w:pPr>
+        <w:pStyle w:val="SODIFEvidence"/>
+        <w:spacing w:after="20" w:line="240" w:lineRule="auto"/>
+      </w:pPr>
+      <w:r>
+        <w:rPr>
+          <w:rFonts w:ascii="Consolas" w:hAnsi="Consolas" w:eastAsia="Consolas"/>
+          <w:b/>
+          <w:color w:val="607086"/>
+          <w:sz w:val="17"/>
+        </w:rPr>
+        <w:t xml:space="preserve">Destinație: </w:t>
+      </w:r>
+      <w:r>
+        <w:rPr>
+          <w:rFonts w:ascii="Consolas" w:hAnsi="Consolas" w:eastAsia="Consolas"/>
+          <w:color w:val="1F4D78"/>
+          <w:sz w:val="17"/>
+        </w:rPr>
+        <w:t>erp-purchase-api</w:t>
+      </w:r>
+    </w:p>
+    <w:p>
+      <w:pPr>
+        <w:pStyle w:val="SODIFEvidence"/>
+        <w:spacing w:after="20" w:line="240" w:lineRule="auto"/>
+      </w:pPr>
+      <w:r>
+        <w:rPr>
+          <w:rFonts w:ascii="Consolas" w:hAnsi="Consolas" w:eastAsia="Consolas"/>
+          <w:b/>
+          <w:color w:val="607086"/>
+          <w:sz w:val="17"/>
+        </w:rPr>
+        <w:t xml:space="preserve">Confirmare API: </w:t>
+      </w:r>
+      <w:r>
+        <w:rPr>
+          <w:rFonts w:ascii="Consolas" w:hAnsi="Consolas" w:eastAsia="Consolas"/>
+          <w:color w:val="1F4D78"/>
+          <w:sz w:val="17"/>
         </w:rPr>
         <w:t>202</w:t>
       </w:r>
@@ -5153,7 +5559,7 @@
     <w:p>
       <w:pPr>
         <w:pageBreakBefore/>
-        <w:spacing w:after="60"/>
+        <w:spacing w:after="40"/>
       </w:pPr>
       <w:r>
         <w:rPr>
@@ -5168,20 +5574,29 @@
     <w:p>
       <w:pPr>
         <w:pStyle w:val="Heading1"/>
+        <w:spacing w:before="200" w:after="80"/>
       </w:pPr>
       <w:r>
         <w:t>Document modificat după semnare</w:t>
       </w:r>
     </w:p>
     <w:p>
-      <w:r>
+      <w:pPr>
+        <w:spacing w:after="80" w:line="240" w:lineRule="auto"/>
+      </w:pPr>
+      <w:r>
+        <w:rPr>
+          <w:rFonts w:ascii="Calibri" w:hAnsi="Calibri" w:eastAsia="Calibri"/>
+          <w:color w:val="0B2545"/>
+          <w:sz w:val="20"/>
+        </w:rPr>
         <w:t>Conținutul primit nu mai corespunde reviziei acoperite de semnătură.</w:t>
       </w:r>
     </w:p>
     <w:p>
       <w:pPr>
         <w:keepLines/>
-        <w:spacing w:before="100" w:after="200"/>
+        <w:spacing w:before="60" w:after="120"/>
         <w:ind w:left="173" w:right="115"/>
         <w:shd w:fill="FFF0F1"/>
         <w:pBdr>
@@ -5193,7 +5608,7 @@
           <w:rFonts w:ascii="Calibri" w:hAnsi="Calibri" w:eastAsia="Calibri"/>
           <w:b/>
           <w:color w:val="B33B47"/>
-          <w:sz w:val="22"/>
+          <w:sz w:val="21"/>
         </w:rPr>
         <w:t>Decizie: Blocată</w:t>
         <w:br/>
@@ -5202,7 +5617,7 @@
         <w:rPr>
           <w:rFonts w:ascii="Calibri" w:hAnsi="Calibri" w:eastAsia="Calibri"/>
           <w:color w:val="0B2545"/>
-          <w:sz w:val="21"/>
+          <w:sz w:val="20"/>
         </w:rPr>
         <w:t>Amprenta documentului diferă de cea semnată; procesarea se oprește imediat.</w:t>
       </w:r>
@@ -5210,6 +5625,7 @@
     <w:p>
       <w:pPr>
         <w:pStyle w:val="Heading2"/>
+        <w:spacing w:before="160" w:after="60"/>
       </w:pPr>
       <w:r>
         <w:t>Rezultatul controalelor</w:t>
@@ -5218,13 +5634,14 @@
     <w:p>
       <w:pPr>
         <w:keepLines/>
+        <w:spacing w:after="60" w:line="240" w:lineRule="auto"/>
       </w:pPr>
       <w:r>
         <w:rPr>
           <w:rFonts w:ascii="Calibri" w:hAnsi="Calibri" w:eastAsia="Calibri"/>
           <w:b/>
           <w:color w:val="B33B47"/>
-          <w:sz w:val="22"/>
+          <w:sz w:val="20"/>
         </w:rPr>
         <w:t xml:space="preserve">Document — Neconform. </w:t>
       </w:r>
@@ -5232,7 +5649,7 @@
         <w:rPr>
           <w:rFonts w:ascii="Calibri" w:hAnsi="Calibri" w:eastAsia="Calibri"/>
           <w:color w:val="0B2545"/>
-          <w:sz w:val="22"/>
+          <w:sz w:val="20"/>
         </w:rPr>
         <w:t>Conținut diferit de revizia semnată.</w:t>
       </w:r>
@@ -5240,13 +5657,14 @@
     <w:p>
       <w:pPr>
         <w:keepLines/>
+        <w:spacing w:after="60" w:line="240" w:lineRule="auto"/>
       </w:pPr>
       <w:r>
         <w:rPr>
           <w:rFonts w:ascii="Calibri" w:hAnsi="Calibri" w:eastAsia="Calibri"/>
           <w:b/>
           <w:color w:val="607086"/>
-          <w:sz w:val="22"/>
+          <w:sz w:val="20"/>
         </w:rPr>
         <w:t xml:space="preserve">Intenție aprobată — Neverificată. </w:t>
       </w:r>
@@ -5254,7 +5672,7 @@
         <w:rPr>
           <w:rFonts w:ascii="Calibri" w:hAnsi="Calibri" w:eastAsia="Calibri"/>
           <w:color w:val="0B2545"/>
-          <w:sz w:val="22"/>
+          <w:sz w:val="20"/>
         </w:rPr>
         <w:t>Procesarea s-a oprit la controlul de integritate.</w:t>
       </w:r>
@@ -5262,13 +5680,14 @@
     <w:p>
       <w:pPr>
         <w:keepLines/>
+        <w:spacing w:after="60" w:line="240" w:lineRule="auto"/>
       </w:pPr>
       <w:r>
         <w:rPr>
           <w:rFonts w:ascii="Calibri" w:hAnsi="Calibri" w:eastAsia="Calibri"/>
           <w:b/>
           <w:color w:val="B33B47"/>
-          <w:sz w:val="22"/>
+          <w:sz w:val="20"/>
         </w:rPr>
         <w:t xml:space="preserve">Execuție — Blocată. </w:t>
       </w:r>
@@ -5276,7 +5695,7 @@
         <w:rPr>
           <w:rFonts w:ascii="Calibri" w:hAnsi="Calibri" w:eastAsia="Calibri"/>
           <w:color w:val="0B2545"/>
-          <w:sz w:val="22"/>
+          <w:sz w:val="20"/>
         </w:rPr>
         <w:t>Nu a fost emisă nicio autorizare.</w:t>
       </w:r>
@@ -5284,18 +5703,22 @@
     <w:p>
       <w:pPr>
         <w:pStyle w:val="Heading2"/>
+        <w:spacing w:before="160" w:after="60"/>
       </w:pPr>
       <w:r>
         <w:t>Rațiunea deciziei și efectul asupra API</w:t>
       </w:r>
     </w:p>
     <w:p>
+      <w:pPr>
+        <w:spacing w:after="60" w:line="240" w:lineRule="auto"/>
+      </w:pPr>
       <w:r>
         <w:rPr>
           <w:rFonts w:ascii="Calibri" w:hAnsi="Calibri" w:eastAsia="Calibri"/>
           <w:b/>
           <w:color w:val="0B2545"/>
-          <w:sz w:val="22"/>
+          <w:sz w:val="20"/>
         </w:rPr>
         <w:t xml:space="preserve">Rațiune. </w:t>
       </w:r>
@@ -5303,18 +5726,21 @@
         <w:rPr>
           <w:rFonts w:ascii="Calibri" w:hAnsi="Calibri" w:eastAsia="Calibri"/>
           <w:color w:val="0B2545"/>
-          <w:sz w:val="22"/>
+          <w:sz w:val="20"/>
         </w:rPr>
         <w:t>Blocarea timpurie evită orice procesare semantică inutilă.</w:t>
       </w:r>
     </w:p>
     <w:p>
+      <w:pPr>
+        <w:spacing w:after="60" w:line="240" w:lineRule="auto"/>
+      </w:pPr>
       <w:r>
         <w:rPr>
           <w:rFonts w:ascii="Calibri" w:hAnsi="Calibri" w:eastAsia="Calibri"/>
           <w:b/>
           <w:color w:val="0B2545"/>
-          <w:sz w:val="22"/>
+          <w:sz w:val="20"/>
         </w:rPr>
         <w:t xml:space="preserve">Nicio cerere transmisă. </w:t>
       </w:r>
@@ -5322,7 +5748,7 @@
         <w:rPr>
           <w:rFonts w:ascii="Calibri" w:hAnsi="Calibri" w:eastAsia="Calibri"/>
           <w:color w:val="0B2545"/>
-          <w:sz w:val="22"/>
+          <w:sz w:val="20"/>
         </w:rPr>
         <w:t>API-ul rămâne izolat de un document a cărui integritate a fost compromisă.</w:t>
       </w:r>
@@ -5330,6 +5756,7 @@
     <w:p>
       <w:pPr>
         <w:pStyle w:val="Heading2"/>
+        <w:spacing w:before="160" w:after="60"/>
       </w:pPr>
       <w:r>
         <w:t>Traseul deciziei</w:t>
@@ -5338,14 +5765,21 @@
     <w:p>
       <w:pPr>
         <w:pStyle w:val="ListBullet"/>
-      </w:pPr>
-      <w:r>
+        <w:spacing w:after="40" w:line="240" w:lineRule="auto"/>
+      </w:pPr>
+      <w:r>
+        <w:rPr>
+          <w:rFonts w:ascii="Calibri" w:hAnsi="Calibri" w:eastAsia="Calibri"/>
+          <w:color w:val="0B2545"/>
+          <w:sz w:val="19"/>
+        </w:rPr>
         <w:t>Diferența față de revizia semnată a oprit procesarea.</w:t>
       </w:r>
     </w:p>
     <w:p>
       <w:pPr>
         <w:pStyle w:val="Heading2"/>
+        <w:spacing w:before="160" w:after="60"/>
       </w:pPr>
       <w:r>
         <w:t>Identificatori și trasabilitate</w:t>
@@ -5354,13 +5788,14 @@
     <w:p>
       <w:pPr>
         <w:pStyle w:val="SODIFEvidence"/>
+        <w:spacing w:after="20" w:line="240" w:lineRule="auto"/>
       </w:pPr>
       <w:r>
         <w:rPr>
           <w:rFonts w:ascii="Consolas" w:hAnsi="Consolas" w:eastAsia="Consolas"/>
           <w:b/>
           <w:color w:val="607086"/>
-          <w:sz w:val="18"/>
+          <w:sz w:val="17"/>
         </w:rPr>
         <w:t xml:space="preserve">Document observat: </w:t>
       </w:r>
@@ -5368,21 +5803,22 @@
         <w:rPr>
           <w:rFonts w:ascii="Consolas" w:hAnsi="Consolas" w:eastAsia="Consolas"/>
           <w:color w:val="1F4D78"/>
-          <w:sz w:val="18"/>
+          <w:sz w:val="17"/>
         </w:rPr>
-        <w:t>sha256:3abd12891e7…748b1eff</w:t>
+        <w:t>sha256:1a6317e9e78…2247df0f</w:t>
       </w:r>
     </w:p>
     <w:p>
       <w:pPr>
         <w:pStyle w:val="SODIFEvidence"/>
+        <w:spacing w:after="20" w:line="240" w:lineRule="auto"/>
       </w:pPr>
       <w:r>
         <w:rPr>
           <w:rFonts w:ascii="Consolas" w:hAnsi="Consolas" w:eastAsia="Consolas"/>
           <w:b/>
           <w:color w:val="607086"/>
-          <w:sz w:val="18"/>
+          <w:sz w:val="17"/>
         </w:rPr>
         <w:t xml:space="preserve">Amprenta deciziei: </w:t>
       </w:r>
@@ -5390,15 +5826,15 @@
         <w:rPr>
           <w:rFonts w:ascii="Consolas" w:hAnsi="Consolas" w:eastAsia="Consolas"/>
           <w:color w:val="1F4D78"/>
-          <w:sz w:val="18"/>
+          <w:sz w:val="17"/>
         </w:rPr>
-        <w:t>sha256:3abd12891e7…748b1eff</w:t>
+        <w:t>sha256:1a6317e9e78…2247df0f</w:t>
       </w:r>
     </w:p>
     <w:p>
       <w:pPr>
         <w:pageBreakBefore/>
-        <w:spacing w:after="60"/>
+        <w:spacing w:after="40"/>
       </w:pPr>
       <w:r>
         <w:rPr>
@@ -5413,20 +5849,29 @@
     <w:p>
       <w:pPr>
         <w:pStyle w:val="Heading1"/>
-      </w:pPr>
-      <w:r>
-        <w:t>Valoare critică divergentă</w:t>
+        <w:spacing w:before="200" w:after="80"/>
+      </w:pPr>
+      <w:r>
+        <w:t>Conținut intern diferit de documentul vizibil</w:t>
       </w:r>
     </w:p>
     <w:p>
-      <w:r>
-        <w:t>Reprezentările independente indică valori diferite pentru totalul aprobat.</w:t>
+      <w:pPr>
+        <w:spacing w:after="80" w:line="240" w:lineRule="auto"/>
+      </w:pPr>
+      <w:r>
+        <w:rPr>
+          <w:rFonts w:ascii="Calibri" w:hAnsi="Calibri" w:eastAsia="Calibri"/>
+          <w:color w:val="0B2545"/>
+          <w:sz w:val="20"/>
+        </w:rPr>
+        <w:t>PDF-ul afișează totalul de 1.250 EUR, iar structura sa internă expune 9.250 EUR.</w:t>
       </w:r>
     </w:p>
     <w:p>
       <w:pPr>
         <w:keepLines/>
-        <w:spacing w:before="100" w:after="200"/>
+        <w:spacing w:before="60" w:after="120"/>
         <w:ind w:left="173" w:right="115"/>
         <w:shd w:fill="FFF5DF"/>
         <w:pBdr>
@@ -5438,7 +5883,7 @@
           <w:rFonts w:ascii="Calibri" w:hAnsi="Calibri" w:eastAsia="Calibri"/>
           <w:b/>
           <w:color w:val="A8660C"/>
-          <w:sz w:val="22"/>
+          <w:sz w:val="21"/>
         </w:rPr>
         <w:t>Decizie: Revizuire necesară</w:t>
         <w:br/>
@@ -5447,14 +5892,15 @@
         <w:rPr>
           <w:rFonts w:ascii="Calibri" w:hAnsi="Calibri" w:eastAsia="Calibri"/>
           <w:color w:val="0B2545"/>
-          <w:sz w:val="21"/>
+          <w:sz w:val="20"/>
         </w:rPr>
-        <w:t>SODIF refuză să transforme o intenție ambiguă într-o acțiune executabilă.</w:t>
+        <w:t>Divergența dintre dovada structurală și cea vizuală oprește autorizarea.</w:t>
       </w:r>
     </w:p>
     <w:p>
       <w:pPr>
         <w:pStyle w:val="Heading2"/>
+        <w:spacing w:before="160" w:after="60"/>
       </w:pPr>
       <w:r>
         <w:t>Rezultatul controalelor</w:t>
@@ -5463,13 +5909,14 @@
     <w:p>
       <w:pPr>
         <w:keepLines/>
+        <w:spacing w:after="60" w:line="240" w:lineRule="auto"/>
       </w:pPr>
       <w:r>
         <w:rPr>
           <w:rFonts w:ascii="Calibri" w:hAnsi="Calibri" w:eastAsia="Calibri"/>
           <w:b/>
           <w:color w:val="087A64"/>
-          <w:sz w:val="22"/>
+          <w:sz w:val="20"/>
         </w:rPr>
         <w:t xml:space="preserve">Document — Autentic. </w:t>
       </w:r>
@@ -5477,7 +5924,7 @@
         <w:rPr>
           <w:rFonts w:ascii="Calibri" w:hAnsi="Calibri" w:eastAsia="Calibri"/>
           <w:color w:val="0B2545"/>
-          <w:sz w:val="22"/>
+          <w:sz w:val="20"/>
         </w:rPr>
         <w:t>Revizia și semnătura corespund.</w:t>
       </w:r>
@@ -5485,13 +5932,14 @@
     <w:p>
       <w:pPr>
         <w:keepLines/>
+        <w:spacing w:after="60" w:line="240" w:lineRule="auto"/>
       </w:pPr>
       <w:r>
         <w:rPr>
           <w:rFonts w:ascii="Calibri" w:hAnsi="Calibri" w:eastAsia="Calibri"/>
           <w:b/>
           <w:color w:val="A8660C"/>
-          <w:sz w:val="22"/>
+          <w:sz w:val="20"/>
         </w:rPr>
         <w:t xml:space="preserve">Intenție aprobată — Neconcludentă. </w:t>
       </w:r>
@@ -5499,7 +5947,7 @@
         <w:rPr>
           <w:rFonts w:ascii="Calibri" w:hAnsi="Calibri" w:eastAsia="Calibri"/>
           <w:color w:val="0B2545"/>
-          <w:sz w:val="22"/>
+          <w:sz w:val="20"/>
         </w:rPr>
         <w:t>O valoare critică este în conflict.</w:t>
       </w:r>
@@ -5507,13 +5955,14 @@
     <w:p>
       <w:pPr>
         <w:keepLines/>
+        <w:spacing w:after="60" w:line="240" w:lineRule="auto"/>
       </w:pPr>
       <w:r>
         <w:rPr>
           <w:rFonts w:ascii="Calibri" w:hAnsi="Calibri" w:eastAsia="Calibri"/>
           <w:b/>
           <w:color w:val="A8660C"/>
-          <w:sz w:val="22"/>
+          <w:sz w:val="20"/>
         </w:rPr>
         <w:t xml:space="preserve">Execuție — Suspendată. </w:t>
       </w:r>
@@ -5521,7 +5970,7 @@
         <w:rPr>
           <w:rFonts w:ascii="Calibri" w:hAnsi="Calibri" w:eastAsia="Calibri"/>
           <w:color w:val="0B2545"/>
-          <w:sz w:val="22"/>
+          <w:sz w:val="20"/>
         </w:rPr>
         <w:t>Clarificarea este obligatorie.</w:t>
       </w:r>
@@ -5529,18 +5978,22 @@
     <w:p>
       <w:pPr>
         <w:pStyle w:val="Heading2"/>
+        <w:spacing w:before="160" w:after="60"/>
       </w:pPr>
       <w:r>
         <w:t>Rațiunea deciziei și efectul asupra API</w:t>
       </w:r>
     </w:p>
     <w:p>
+      <w:pPr>
+        <w:spacing w:after="60" w:line="240" w:lineRule="auto"/>
+      </w:pPr>
       <w:r>
         <w:rPr>
           <w:rFonts w:ascii="Calibri" w:hAnsi="Calibri" w:eastAsia="Calibri"/>
           <w:b/>
           <w:color w:val="0B2545"/>
-          <w:sz w:val="22"/>
+          <w:sz w:val="20"/>
         </w:rPr>
         <w:t xml:space="preserve">Rațiune. </w:t>
       </w:r>
@@ -5548,18 +6001,21 @@
         <w:rPr>
           <w:rFonts w:ascii="Calibri" w:hAnsi="Calibri" w:eastAsia="Calibri"/>
           <w:color w:val="0B2545"/>
-          <w:sz w:val="22"/>
+          <w:sz w:val="20"/>
         </w:rPr>
-        <w:t>Escaladarea este limitată la conflictul care poate schimba efectul tranzacției.</w:t>
+        <w:t>Controlul suplimentar este concentrat asupra câmpului care schimbă efectul tranzacției.</w:t>
       </w:r>
     </w:p>
     <w:p>
+      <w:pPr>
+        <w:spacing w:after="60" w:line="240" w:lineRule="auto"/>
+      </w:pPr>
       <w:r>
         <w:rPr>
           <w:rFonts w:ascii="Calibri" w:hAnsi="Calibri" w:eastAsia="Calibri"/>
           <w:b/>
           <w:color w:val="0B2545"/>
-          <w:sz w:val="22"/>
+          <w:sz w:val="20"/>
         </w:rPr>
         <w:t xml:space="preserve">Execuție suspendată. </w:t>
       </w:r>
@@ -5567,14 +6023,15 @@
         <w:rPr>
           <w:rFonts w:ascii="Calibri" w:hAnsi="Calibri" w:eastAsia="Calibri"/>
           <w:color w:val="0B2545"/>
-          <w:sz w:val="22"/>
+          <w:sz w:val="20"/>
         </w:rPr>
-        <w:t>Niciun permis nu este emis până la clarificarea valorii critice.</w:t>
+        <w:t>Valoarea ascunsă în structura PDF nu poate deveni parametru API autorizat.</w:t>
       </w:r>
     </w:p>
     <w:p>
       <w:pPr>
         <w:pStyle w:val="Heading2"/>
+        <w:spacing w:before="160" w:after="60"/>
       </w:pPr>
       <w:r>
         <w:t>Traseul deciziei</w:t>
@@ -5583,61 +6040,107 @@
     <w:p>
       <w:pPr>
         <w:pStyle w:val="ListBullet"/>
-      </w:pPr>
-      <w:r>
+        <w:spacing w:after="40" w:line="240" w:lineRule="auto"/>
+      </w:pPr>
+      <w:r>
+        <w:rPr>
+          <w:rFonts w:ascii="Calibri" w:hAnsi="Calibri" w:eastAsia="Calibri"/>
+          <w:color w:val="0B2545"/>
+          <w:sz w:val="19"/>
+        </w:rPr>
         <w:t>Autenticitatea documentului și revizia semnată au fost confirmate.</w:t>
       </w:r>
     </w:p>
     <w:p>
       <w:pPr>
         <w:pStyle w:val="ListBullet"/>
-      </w:pPr>
-      <w:r>
+        <w:spacing w:after="40" w:line="240" w:lineRule="auto"/>
+      </w:pPr>
+      <w:r>
+        <w:rPr>
+          <w:rFonts w:ascii="Calibri" w:hAnsi="Calibri" w:eastAsia="Calibri"/>
+          <w:color w:val="0B2545"/>
+          <w:sz w:val="19"/>
+        </w:rPr>
         <w:t>Revizia validată a fost înregistrată în arhiva documentară.</w:t>
       </w:r>
     </w:p>
     <w:p>
       <w:pPr>
         <w:pStyle w:val="ListBullet"/>
-      </w:pPr>
-      <w:r>
-        <w:t>Nivelul de verificare a fost adaptat profilului tranzacției.</w:t>
+        <w:spacing w:after="40" w:line="240" w:lineRule="auto"/>
+      </w:pPr>
+      <w:r>
+        <w:rPr>
+          <w:rFonts w:ascii="Calibri" w:hAnsi="Calibri" w:eastAsia="Calibri"/>
+          <w:color w:val="0B2545"/>
+          <w:sz w:val="19"/>
+        </w:rPr>
+        <w:t>După validarea semnăturii au fost selectate profilurile independente de extragere.</w:t>
       </w:r>
     </w:p>
     <w:p>
       <w:pPr>
         <w:pStyle w:val="ListBullet"/>
-      </w:pPr>
-      <w:r>
-        <w:t>Reprezentările independente ale documentului au fost confruntate.</w:t>
+        <w:spacing w:after="40" w:line="240" w:lineRule="auto"/>
+      </w:pPr>
+      <w:r>
+        <w:rPr>
+          <w:rFonts w:ascii="Calibri" w:hAnsi="Calibri" w:eastAsia="Calibri"/>
+          <w:color w:val="0B2545"/>
+          <w:sz w:val="19"/>
+        </w:rPr>
+        <w:t>Nivelul de verificare a fost adaptat profilului tranzacției.</w:t>
       </w:r>
     </w:p>
     <w:p>
       <w:pPr>
         <w:pStyle w:val="ListBullet"/>
-      </w:pPr>
-      <w:r>
-        <w:t>Conflictul critic a suspendat emiterea autorizării.</w:t>
+        <w:spacing w:after="40" w:line="240" w:lineRule="auto"/>
+      </w:pPr>
+      <w:r>
+        <w:rPr>
+          <w:rFonts w:ascii="Calibri" w:hAnsi="Calibri" w:eastAsia="Calibri"/>
+          <w:color w:val="0B2545"/>
+          <w:sz w:val="19"/>
+        </w:rPr>
+        <w:t>Reprezentările independente ale documentului au fost confruntate.</w:t>
       </w:r>
     </w:p>
     <w:p>
       <w:pPr>
-        <w:pStyle w:val="Heading2"/>
-      </w:pPr>
-      <w:r>
-        <w:t>Identificatori și trasabilitate</w:t>
+        <w:pStyle w:val="ListBullet"/>
+        <w:spacing w:after="40" w:line="240" w:lineRule="auto"/>
+      </w:pPr>
+      <w:r>
+        <w:rPr>
+          <w:rFonts w:ascii="Calibri" w:hAnsi="Calibri" w:eastAsia="Calibri"/>
+          <w:color w:val="0B2545"/>
+          <w:sz w:val="19"/>
+        </w:rPr>
+        <w:t>Conflictul critic a suspendat emiterea autorizării.</w:t>
       </w:r>
     </w:p>
     <w:p>
       <w:pPr>
+        <w:pStyle w:val="Heading2"/>
+        <w:spacing w:before="160" w:after="60"/>
+      </w:pPr>
+      <w:r>
+        <w:t>Identificatori și trasabilitate</w:t>
+      </w:r>
+    </w:p>
+    <w:p>
+      <w:pPr>
         <w:pStyle w:val="SODIFEvidence"/>
+        <w:spacing w:after="20" w:line="240" w:lineRule="auto"/>
       </w:pPr>
       <w:r>
         <w:rPr>
           <w:rFonts w:ascii="Consolas" w:hAnsi="Consolas" w:eastAsia="Consolas"/>
           <w:b/>
           <w:color w:val="607086"/>
-          <w:sz w:val="18"/>
+          <w:sz w:val="17"/>
         </w:rPr>
         <w:t xml:space="preserve">Document: </w:t>
       </w:r>
@@ -5645,21 +6148,22 @@
         <w:rPr>
           <w:rFonts w:ascii="Consolas" w:hAnsi="Consolas" w:eastAsia="Consolas"/>
           <w:color w:val="1F4D78"/>
-          <w:sz w:val="18"/>
+          <w:sz w:val="17"/>
         </w:rPr>
-        <w:t>sha256:4d0db38a693…274ca19d</w:t>
+        <w:t>sha256:44a4ba3e8a3…4917194c</w:t>
       </w:r>
     </w:p>
     <w:p>
       <w:pPr>
         <w:pStyle w:val="SODIFEvidence"/>
+        <w:spacing w:after="20" w:line="240" w:lineRule="auto"/>
       </w:pPr>
       <w:r>
         <w:rPr>
           <w:rFonts w:ascii="Consolas" w:hAnsi="Consolas" w:eastAsia="Consolas"/>
           <w:b/>
           <w:color w:val="607086"/>
-          <w:sz w:val="18"/>
+          <w:sz w:val="17"/>
         </w:rPr>
         <w:t xml:space="preserve">Arhivă: </w:t>
       </w:r>
@@ -5667,21 +6171,22 @@
         <w:rPr>
           <w:rFonts w:ascii="Consolas" w:hAnsi="Consolas" w:eastAsia="Consolas"/>
           <w:color w:val="1F4D78"/>
-          <w:sz w:val="18"/>
+          <w:sz w:val="17"/>
         </w:rPr>
-        <w:t>arc-4b404c7b7c8395e6216a83f3</w:t>
+        <w:t>arc-d85a201543b362866a62aed2</w:t>
       </w:r>
     </w:p>
     <w:p>
       <w:pPr>
         <w:pStyle w:val="SODIFEvidence"/>
+        <w:spacing w:after="20" w:line="240" w:lineRule="auto"/>
       </w:pPr>
       <w:r>
         <w:rPr>
           <w:rFonts w:ascii="Consolas" w:hAnsi="Consolas" w:eastAsia="Consolas"/>
           <w:b/>
           <w:color w:val="607086"/>
-          <w:sz w:val="18"/>
+          <w:sz w:val="17"/>
         </w:rPr>
         <w:t xml:space="preserve">Amprenta deciziei: </w:t>
       </w:r>
@@ -5689,15 +6194,15 @@
         <w:rPr>
           <w:rFonts w:ascii="Consolas" w:hAnsi="Consolas" w:eastAsia="Consolas"/>
           <w:color w:val="1F4D78"/>
-          <w:sz w:val="18"/>
+          <w:sz w:val="17"/>
         </w:rPr>
-        <w:t>sha256:1f30c76975e…b6884e47</w:t>
+        <w:t>sha256:85be7fec6c1…11cd47ca</w:t>
       </w:r>
     </w:p>
     <w:p>
       <w:pPr>
         <w:pageBreakBefore/>
-        <w:spacing w:after="60"/>
+        <w:spacing w:after="40"/>
       </w:pPr>
       <w:r>
         <w:rPr>
@@ -5712,20 +6217,29 @@
     <w:p>
       <w:pPr>
         <w:pStyle w:val="Heading1"/>
+        <w:spacing w:before="200" w:after="80"/>
       </w:pPr>
       <w:r>
         <w:t>Acțiune API modificată</w:t>
       </w:r>
     </w:p>
     <w:p>
-      <w:r>
+      <w:pPr>
+        <w:spacing w:after="80" w:line="240" w:lineRule="auto"/>
+      </w:pPr>
+      <w:r>
+        <w:rPr>
+          <w:rFonts w:ascii="Calibri" w:hAnsi="Calibri" w:eastAsia="Calibri"/>
+          <w:color w:val="0B2545"/>
+          <w:sz w:val="20"/>
+        </w:rPr>
         <w:t>Ruta solicitată după autorizare diferă de acțiunea derivată din document.</w:t>
       </w:r>
     </w:p>
     <w:p>
       <w:pPr>
         <w:keepLines/>
-        <w:spacing w:before="100" w:after="200"/>
+        <w:spacing w:before="60" w:after="120"/>
         <w:ind w:left="173" w:right="115"/>
         <w:shd w:fill="FFF0F1"/>
         <w:pBdr>
@@ -5737,7 +6251,7 @@
           <w:rFonts w:ascii="Calibri" w:hAnsi="Calibri" w:eastAsia="Calibri"/>
           <w:b/>
           <w:color w:val="B33B47"/>
-          <w:sz w:val="22"/>
+          <w:sz w:val="21"/>
         </w:rPr>
         <w:t>Decizie: Blocată</w:t>
         <w:br/>
@@ -5746,7 +6260,7 @@
         <w:rPr>
           <w:rFonts w:ascii="Calibri" w:hAnsi="Calibri" w:eastAsia="Calibri"/>
           <w:color w:val="0B2545"/>
-          <w:sz w:val="21"/>
+          <w:sz w:val="20"/>
         </w:rPr>
         <w:t>Legarea criptografică detectează abaterea dintre permis și cererea efectivă.</w:t>
       </w:r>
@@ -5754,6 +6268,7 @@
     <w:p>
       <w:pPr>
         <w:pStyle w:val="Heading2"/>
+        <w:spacing w:before="160" w:after="60"/>
       </w:pPr>
       <w:r>
         <w:t>Rezultatul controalelor</w:t>
@@ -5762,13 +6277,14 @@
     <w:p>
       <w:pPr>
         <w:keepLines/>
+        <w:spacing w:after="60" w:line="240" w:lineRule="auto"/>
       </w:pPr>
       <w:r>
         <w:rPr>
           <w:rFonts w:ascii="Calibri" w:hAnsi="Calibri" w:eastAsia="Calibri"/>
           <w:b/>
           <w:color w:val="087A64"/>
-          <w:sz w:val="22"/>
+          <w:sz w:val="20"/>
         </w:rPr>
         <w:t xml:space="preserve">Document — Autentic. </w:t>
       </w:r>
@@ -5776,7 +6292,7 @@
         <w:rPr>
           <w:rFonts w:ascii="Calibri" w:hAnsi="Calibri" w:eastAsia="Calibri"/>
           <w:color w:val="0B2545"/>
-          <w:sz w:val="22"/>
+          <w:sz w:val="20"/>
         </w:rPr>
         <w:t>Revizia și semnătura corespund.</w:t>
       </w:r>
@@ -5784,13 +6300,14 @@
     <w:p>
       <w:pPr>
         <w:keepLines/>
+        <w:spacing w:after="60" w:line="240" w:lineRule="auto"/>
       </w:pPr>
       <w:r>
         <w:rPr>
           <w:rFonts w:ascii="Calibri" w:hAnsi="Calibri" w:eastAsia="Calibri"/>
           <w:b/>
           <w:color w:val="087A64"/>
-          <w:sz w:val="22"/>
+          <w:sz w:val="20"/>
         </w:rPr>
         <w:t xml:space="preserve">Intenție aprobată — Confirmată. </w:t>
       </w:r>
@@ -5798,7 +6315,7 @@
         <w:rPr>
           <w:rFonts w:ascii="Calibri" w:hAnsi="Calibri" w:eastAsia="Calibri"/>
           <w:color w:val="0B2545"/>
-          <w:sz w:val="22"/>
+          <w:sz w:val="20"/>
         </w:rPr>
         <w:t>Valorile critice sunt consistente.</w:t>
       </w:r>
@@ -5806,13 +6323,14 @@
     <w:p>
       <w:pPr>
         <w:keepLines/>
+        <w:spacing w:after="60" w:line="240" w:lineRule="auto"/>
       </w:pPr>
       <w:r>
         <w:rPr>
           <w:rFonts w:ascii="Calibri" w:hAnsi="Calibri" w:eastAsia="Calibri"/>
           <w:b/>
           <w:color w:val="B33B47"/>
-          <w:sz w:val="22"/>
+          <w:sz w:val="20"/>
         </w:rPr>
         <w:t xml:space="preserve">Execuție — Blocată. </w:t>
       </w:r>
@@ -5820,7 +6338,7 @@
         <w:rPr>
           <w:rFonts w:ascii="Calibri" w:hAnsi="Calibri" w:eastAsia="Calibri"/>
           <w:color w:val="0B2545"/>
-          <w:sz w:val="22"/>
+          <w:sz w:val="20"/>
         </w:rPr>
         <w:t>Cererea diferă de permis.</w:t>
       </w:r>
@@ -5828,18 +6346,22 @@
     <w:p>
       <w:pPr>
         <w:pStyle w:val="Heading2"/>
+        <w:spacing w:before="160" w:after="60"/>
       </w:pPr>
       <w:r>
         <w:t>Rațiunea deciziei și efectul asupra API</w:t>
       </w:r>
     </w:p>
     <w:p>
+      <w:pPr>
+        <w:spacing w:after="60" w:line="240" w:lineRule="auto"/>
+      </w:pPr>
       <w:r>
         <w:rPr>
           <w:rFonts w:ascii="Calibri" w:hAnsi="Calibri" w:eastAsia="Calibri"/>
           <w:b/>
           <w:color w:val="0B2545"/>
-          <w:sz w:val="22"/>
+          <w:sz w:val="20"/>
         </w:rPr>
         <w:t xml:space="preserve">Rațiune. </w:t>
       </w:r>
@@ -5847,18 +6369,21 @@
         <w:rPr>
           <w:rFonts w:ascii="Calibri" w:hAnsi="Calibri" w:eastAsia="Calibri"/>
           <w:color w:val="0B2545"/>
-          <w:sz w:val="22"/>
+          <w:sz w:val="20"/>
         </w:rPr>
         <w:t>Comparația exactă previne folosirea unei aprobări valide pentru altă acțiune.</w:t>
       </w:r>
     </w:p>
     <w:p>
+      <w:pPr>
+        <w:spacing w:after="60" w:line="240" w:lineRule="auto"/>
+      </w:pPr>
       <w:r>
         <w:rPr>
           <w:rFonts w:ascii="Calibri" w:hAnsi="Calibri" w:eastAsia="Calibri"/>
           <w:b/>
           <w:color w:val="0B2545"/>
-          <w:sz w:val="22"/>
+          <w:sz w:val="20"/>
         </w:rPr>
         <w:t xml:space="preserve">Cerere respinsă. </w:t>
       </w:r>
@@ -5866,7 +6391,7 @@
         <w:rPr>
           <w:rFonts w:ascii="Calibri" w:hAnsi="Calibri" w:eastAsia="Calibri"/>
           <w:color w:val="0B2545"/>
-          <w:sz w:val="22"/>
+          <w:sz w:val="20"/>
         </w:rPr>
         <w:t>Acțiunea modificată nu ajunge la sistemul operațional.</w:t>
       </w:r>
@@ -5874,6 +6399,7 @@
     <w:p>
       <w:pPr>
         <w:pStyle w:val="Heading2"/>
+        <w:spacing w:before="160" w:after="60"/>
       </w:pPr>
       <w:r>
         <w:t>Traseul deciziei</w:t>
@@ -5882,85 +6408,163 @@
     <w:p>
       <w:pPr>
         <w:pStyle w:val="ListBullet"/>
-      </w:pPr>
-      <w:r>
+        <w:spacing w:after="40" w:line="240" w:lineRule="auto"/>
+      </w:pPr>
+      <w:r>
+        <w:rPr>
+          <w:rFonts w:ascii="Calibri" w:hAnsi="Calibri" w:eastAsia="Calibri"/>
+          <w:color w:val="0B2545"/>
+          <w:sz w:val="19"/>
+        </w:rPr>
         <w:t>Autenticitatea documentului și revizia semnată au fost confirmate.</w:t>
       </w:r>
     </w:p>
     <w:p>
       <w:pPr>
         <w:pStyle w:val="ListBullet"/>
-      </w:pPr>
-      <w:r>
+        <w:spacing w:after="40" w:line="240" w:lineRule="auto"/>
+      </w:pPr>
+      <w:r>
+        <w:rPr>
+          <w:rFonts w:ascii="Calibri" w:hAnsi="Calibri" w:eastAsia="Calibri"/>
+          <w:color w:val="0B2545"/>
+          <w:sz w:val="19"/>
+        </w:rPr>
         <w:t>Revizia validată a fost înregistrată în arhiva documentară.</w:t>
       </w:r>
     </w:p>
     <w:p>
       <w:pPr>
         <w:pStyle w:val="ListBullet"/>
-      </w:pPr>
-      <w:r>
-        <w:t>Nivelul de verificare a fost adaptat profilului tranzacției.</w:t>
+        <w:spacing w:after="40" w:line="240" w:lineRule="auto"/>
+      </w:pPr>
+      <w:r>
+        <w:rPr>
+          <w:rFonts w:ascii="Calibri" w:hAnsi="Calibri" w:eastAsia="Calibri"/>
+          <w:color w:val="0B2545"/>
+          <w:sz w:val="19"/>
+        </w:rPr>
+        <w:t>După validarea semnăturii au fost selectate profilurile independente de extragere.</w:t>
       </w:r>
     </w:p>
     <w:p>
       <w:pPr>
         <w:pStyle w:val="ListBullet"/>
-      </w:pPr>
-      <w:r>
-        <w:t>Reprezentările independente ale documentului au fost confruntate.</w:t>
+        <w:spacing w:after="40" w:line="240" w:lineRule="auto"/>
+      </w:pPr>
+      <w:r>
+        <w:rPr>
+          <w:rFonts w:ascii="Calibri" w:hAnsi="Calibri" w:eastAsia="Calibri"/>
+          <w:color w:val="0B2545"/>
+          <w:sz w:val="19"/>
+        </w:rPr>
+        <w:t>Nivelul de verificare a fost adaptat profilului tranzacției.</w:t>
       </w:r>
     </w:p>
     <w:p>
       <w:pPr>
         <w:pStyle w:val="ListBullet"/>
-      </w:pPr>
-      <w:r>
-        <w:t>Valorile critice au fost confirmate prin consens verificabil.</w:t>
+        <w:spacing w:after="40" w:line="240" w:lineRule="auto"/>
+      </w:pPr>
+      <w:r>
+        <w:rPr>
+          <w:rFonts w:ascii="Calibri" w:hAnsi="Calibri" w:eastAsia="Calibri"/>
+          <w:color w:val="0B2545"/>
+          <w:sz w:val="19"/>
+        </w:rPr>
+        <w:t>Reprezentările independente ale documentului au fost confruntate.</w:t>
       </w:r>
     </w:p>
     <w:p>
       <w:pPr>
         <w:pStyle w:val="ListBullet"/>
-      </w:pPr>
-      <w:r>
-        <w:t>Intenția aprobată a fost legată de acțiunea API exactă.</w:t>
+        <w:spacing w:after="40" w:line="240" w:lineRule="auto"/>
+      </w:pPr>
+      <w:r>
+        <w:rPr>
+          <w:rFonts w:ascii="Calibri" w:hAnsi="Calibri" w:eastAsia="Calibri"/>
+          <w:color w:val="0B2545"/>
+          <w:sz w:val="19"/>
+        </w:rPr>
+        <w:t>Valorile critice au fost confirmate prin consens verificabil.</w:t>
       </w:r>
     </w:p>
     <w:p>
       <w:pPr>
         <w:pStyle w:val="ListBullet"/>
-      </w:pPr>
-      <w:r>
-        <w:t>A fost emisă o autorizare criptografică de unică folosință.</w:t>
+        <w:spacing w:after="40" w:line="240" w:lineRule="auto"/>
+      </w:pPr>
+      <w:r>
+        <w:rPr>
+          <w:rFonts w:ascii="Calibri" w:hAnsi="Calibri" w:eastAsia="Calibri"/>
+          <w:color w:val="0B2545"/>
+          <w:sz w:val="19"/>
+        </w:rPr>
+        <w:t>Intenția aprobată a fost legată de acțiunea API exactă.</w:t>
       </w:r>
     </w:p>
     <w:p>
       <w:pPr>
         <w:pStyle w:val="ListBullet"/>
-      </w:pPr>
-      <w:r>
-        <w:t>Gateway-ul a blocat tranzacția înainte ca aceasta să ajungă la sistemul protejat.</w:t>
+        <w:spacing w:after="40" w:line="240" w:lineRule="auto"/>
+      </w:pPr>
+      <w:r>
+        <w:rPr>
+          <w:rFonts w:ascii="Calibri" w:hAnsi="Calibri" w:eastAsia="Calibri"/>
+          <w:color w:val="0B2545"/>
+          <w:sz w:val="19"/>
+        </w:rPr>
+        <w:t>Valorile stabile au fost angajate criptografic și legate de parametrii execuției.</w:t>
       </w:r>
     </w:p>
     <w:p>
       <w:pPr>
-        <w:pStyle w:val="Heading2"/>
-      </w:pPr>
-      <w:r>
-        <w:t>Identificatori și trasabilitate</w:t>
+        <w:pStyle w:val="ListBullet"/>
+        <w:spacing w:after="40" w:line="240" w:lineRule="auto"/>
+      </w:pPr>
+      <w:r>
+        <w:rPr>
+          <w:rFonts w:ascii="Calibri" w:hAnsi="Calibri" w:eastAsia="Calibri"/>
+          <w:color w:val="0B2545"/>
+          <w:sz w:val="19"/>
+        </w:rPr>
+        <w:t>A fost emisă o autorizare criptografică de unică folosință.</w:t>
       </w:r>
     </w:p>
     <w:p>
       <w:pPr>
+        <w:pStyle w:val="ListBullet"/>
+        <w:spacing w:after="40" w:line="240" w:lineRule="auto"/>
+      </w:pPr>
+      <w:r>
+        <w:rPr>
+          <w:rFonts w:ascii="Calibri" w:hAnsi="Calibri" w:eastAsia="Calibri"/>
+          <w:color w:val="0B2545"/>
+          <w:sz w:val="19"/>
+        </w:rPr>
+        <w:t>Gateway-ul a blocat tranzacția înainte ca aceasta să ajungă la sistemul protejat.</w:t>
+      </w:r>
+    </w:p>
+    <w:p>
+      <w:pPr>
+        <w:pStyle w:val="Heading2"/>
+        <w:spacing w:before="160" w:after="60"/>
+      </w:pPr>
+      <w:r>
+        <w:t>Identificatori și trasabilitate</w:t>
+      </w:r>
+    </w:p>
+    <w:p>
+      <w:pPr>
         <w:pStyle w:val="SODIFEvidence"/>
+        <w:spacing w:after="20" w:line="240" w:lineRule="auto"/>
       </w:pPr>
       <w:r>
         <w:rPr>
           <w:rFonts w:ascii="Consolas" w:hAnsi="Consolas" w:eastAsia="Consolas"/>
           <w:b/>
           <w:color w:val="607086"/>
-          <w:sz w:val="18"/>
+          <w:sz w:val="17"/>
         </w:rPr>
         <w:t xml:space="preserve">Document: </w:t>
       </w:r>
@@ -5968,21 +6572,22 @@
         <w:rPr>
           <w:rFonts w:ascii="Consolas" w:hAnsi="Consolas" w:eastAsia="Consolas"/>
           <w:color w:val="1F4D78"/>
-          <w:sz w:val="18"/>
+          <w:sz w:val="17"/>
         </w:rPr>
-        <w:t>sha256:4d0db38a693…274ca19d</w:t>
+        <w:t>sha256:2f77ae639e0…3f79f8d7</w:t>
       </w:r>
     </w:p>
     <w:p>
       <w:pPr>
         <w:pStyle w:val="SODIFEvidence"/>
+        <w:spacing w:after="20" w:line="240" w:lineRule="auto"/>
       </w:pPr>
       <w:r>
         <w:rPr>
           <w:rFonts w:ascii="Consolas" w:hAnsi="Consolas" w:eastAsia="Consolas"/>
           <w:b/>
           <w:color w:val="607086"/>
-          <w:sz w:val="18"/>
+          <w:sz w:val="17"/>
         </w:rPr>
         <w:t xml:space="preserve">Permis: </w:t>
       </w:r>
@@ -5990,7 +6595,7 @@
         <w:rPr>
           <w:rFonts w:ascii="Consolas" w:hAnsi="Consolas" w:eastAsia="Consolas"/>
           <w:color w:val="1F4D78"/>
-          <w:sz w:val="18"/>
+          <w:sz w:val="17"/>
         </w:rPr>
         <w:t>permit-action-tampering</w:t>
       </w:r>
@@ -5998,117 +6603,191 @@
     <w:p>
       <w:pPr>
         <w:pStyle w:val="SODIFEvidence"/>
+        <w:spacing w:after="20" w:line="240" w:lineRule="auto"/>
       </w:pPr>
       <w:r>
         <w:rPr>
           <w:rFonts w:ascii="Consolas" w:hAnsi="Consolas" w:eastAsia="Consolas"/>
           <w:b/>
           <w:color w:val="607086"/>
-          <w:sz w:val="18"/>
+          <w:sz w:val="17"/>
         </w:rPr>
-        <w:t xml:space="preserve">Arhivă: </w:t>
+        <w:t xml:space="preserve">Selecție verificări: </w:t>
       </w:r>
       <w:r>
         <w:rPr>
           <w:rFonts w:ascii="Consolas" w:hAnsi="Consolas" w:eastAsia="Consolas"/>
           <w:color w:val="1F4D78"/>
-          <w:sz w:val="18"/>
+          <w:sz w:val="17"/>
         </w:rPr>
-        <w:t>arc-4b404c7b7c8395e6216a83f3</w:t>
+        <w:t>sha256:f98db969fd7…fcba18e2</w:t>
       </w:r>
     </w:p>
     <w:p>
       <w:pPr>
         <w:pStyle w:val="SODIFEvidence"/>
+        <w:spacing w:after="20" w:line="240" w:lineRule="auto"/>
       </w:pPr>
       <w:r>
         <w:rPr>
           <w:rFonts w:ascii="Consolas" w:hAnsi="Consolas" w:eastAsia="Consolas"/>
           <w:b/>
           <w:color w:val="607086"/>
-          <w:sz w:val="18"/>
+          <w:sz w:val="17"/>
         </w:rPr>
-        <w:t xml:space="preserve">Decizie Gateway: </w:t>
+        <w:t xml:space="preserve">Rădăcină valori: </w:t>
       </w:r>
       <w:r>
         <w:rPr>
           <w:rFonts w:ascii="Consolas" w:hAnsi="Consolas" w:eastAsia="Consolas"/>
           <w:color w:val="1F4D78"/>
-          <w:sz w:val="18"/>
+          <w:sz w:val="17"/>
         </w:rPr>
-        <w:t>gateway-43f777743fc935bc</w:t>
+        <w:t>sha256:0b8e300e230…89ef18ac</w:t>
       </w:r>
     </w:p>
     <w:p>
       <w:pPr>
         <w:pStyle w:val="SODIFEvidence"/>
+        <w:spacing w:after="20" w:line="240" w:lineRule="auto"/>
       </w:pPr>
       <w:r>
         <w:rPr>
           <w:rFonts w:ascii="Consolas" w:hAnsi="Consolas" w:eastAsia="Consolas"/>
           <w:b/>
           <w:color w:val="607086"/>
-          <w:sz w:val="18"/>
+          <w:sz w:val="17"/>
         </w:rPr>
-        <w:t xml:space="preserve">Politică rută: </w:t>
+        <w:t xml:space="preserve">Dovadă de execuție: </w:t>
       </w:r>
       <w:r>
         <w:rPr>
           <w:rFonts w:ascii="Consolas" w:hAnsi="Consolas" w:eastAsia="Consolas"/>
           <w:color w:val="1F4D78"/>
-          <w:sz w:val="18"/>
+          <w:sz w:val="17"/>
         </w:rPr>
-        <w:t>erp.purchase-orders</w:t>
+        <w:t>sha256:840674b82f0…2f2058bf</w:t>
       </w:r>
     </w:p>
     <w:p>
       <w:pPr>
         <w:pStyle w:val="SODIFEvidence"/>
+        <w:spacing w:after="20" w:line="240" w:lineRule="auto"/>
       </w:pPr>
       <w:r>
         <w:rPr>
           <w:rFonts w:ascii="Consolas" w:hAnsi="Consolas" w:eastAsia="Consolas"/>
           <w:b/>
           <w:color w:val="607086"/>
-          <w:sz w:val="18"/>
+          <w:sz w:val="17"/>
         </w:rPr>
-        <w:t xml:space="preserve">Rezultat Gateway: </w:t>
+        <w:t xml:space="preserve">Arhivă: </w:t>
       </w:r>
       <w:r>
         <w:rPr>
           <w:rFonts w:ascii="Consolas" w:hAnsi="Consolas" w:eastAsia="Consolas"/>
           <w:color w:val="1F4D78"/>
-          <w:sz w:val="18"/>
+          <w:sz w:val="17"/>
         </w:rPr>
-        <w:t>Blocată</w:t>
+        <w:t>arc-033dec643b511e5d9f3f40b7</w:t>
       </w:r>
     </w:p>
     <w:p>
       <w:pPr>
         <w:pStyle w:val="SODIFEvidence"/>
+        <w:spacing w:after="20" w:line="240" w:lineRule="auto"/>
       </w:pPr>
       <w:r>
         <w:rPr>
           <w:rFonts w:ascii="Consolas" w:hAnsi="Consolas" w:eastAsia="Consolas"/>
           <w:b/>
           <w:color w:val="607086"/>
-          <w:sz w:val="18"/>
+          <w:sz w:val="17"/>
         </w:rPr>
-        <w:t xml:space="preserve">Amprenta deciziei: </w:t>
+        <w:t xml:space="preserve">Decizie Gateway: </w:t>
       </w:r>
       <w:r>
         <w:rPr>
           <w:rFonts w:ascii="Consolas" w:hAnsi="Consolas" w:eastAsia="Consolas"/>
           <w:color w:val="1F4D78"/>
-          <w:sz w:val="18"/>
+          <w:sz w:val="17"/>
         </w:rPr>
-        <w:t>sha256:1f722aa0c03…dce7c869</w:t>
+        <w:t>gateway-cac0b03872c273fe</w:t>
       </w:r>
     </w:p>
     <w:p>
       <w:pPr>
+        <w:pStyle w:val="SODIFEvidence"/>
+        <w:spacing w:after="20" w:line="240" w:lineRule="auto"/>
+      </w:pPr>
+      <w:r>
+        <w:rPr>
+          <w:rFonts w:ascii="Consolas" w:hAnsi="Consolas" w:eastAsia="Consolas"/>
+          <w:b/>
+          <w:color w:val="607086"/>
+          <w:sz w:val="17"/>
+        </w:rPr>
+        <w:t xml:space="preserve">Politică rută: </w:t>
+      </w:r>
+      <w:r>
+        <w:rPr>
+          <w:rFonts w:ascii="Consolas" w:hAnsi="Consolas" w:eastAsia="Consolas"/>
+          <w:color w:val="1F4D78"/>
+          <w:sz w:val="17"/>
+        </w:rPr>
+        <w:t>erp.purchase-orders</w:t>
+      </w:r>
+    </w:p>
+    <w:p>
+      <w:pPr>
+        <w:pStyle w:val="SODIFEvidence"/>
+        <w:spacing w:after="20" w:line="240" w:lineRule="auto"/>
+      </w:pPr>
+      <w:r>
+        <w:rPr>
+          <w:rFonts w:ascii="Consolas" w:hAnsi="Consolas" w:eastAsia="Consolas"/>
+          <w:b/>
+          <w:color w:val="607086"/>
+          <w:sz w:val="17"/>
+        </w:rPr>
+        <w:t xml:space="preserve">Rezultat Gateway: </w:t>
+      </w:r>
+      <w:r>
+        <w:rPr>
+          <w:rFonts w:ascii="Consolas" w:hAnsi="Consolas" w:eastAsia="Consolas"/>
+          <w:color w:val="1F4D78"/>
+          <w:sz w:val="17"/>
+        </w:rPr>
+        <w:t>Blocată</w:t>
+      </w:r>
+    </w:p>
+    <w:p>
+      <w:pPr>
+        <w:pStyle w:val="SODIFEvidence"/>
+        <w:spacing w:after="20" w:line="240" w:lineRule="auto"/>
+      </w:pPr>
+      <w:r>
+        <w:rPr>
+          <w:rFonts w:ascii="Consolas" w:hAnsi="Consolas" w:eastAsia="Consolas"/>
+          <w:b/>
+          <w:color w:val="607086"/>
+          <w:sz w:val="17"/>
+        </w:rPr>
+        <w:t xml:space="preserve">Amprenta deciziei: </w:t>
+      </w:r>
+      <w:r>
+        <w:rPr>
+          <w:rFonts w:ascii="Consolas" w:hAnsi="Consolas" w:eastAsia="Consolas"/>
+          <w:color w:val="1F4D78"/>
+          <w:sz w:val="17"/>
+        </w:rPr>
+        <w:t>sha256:e8e6421e6ee…9e29687b</w:t>
+      </w:r>
+    </w:p>
+    <w:p>
+      <w:pPr>
         <w:pageBreakBefore/>
-        <w:spacing w:after="60"/>
+        <w:spacing w:after="40"/>
       </w:pPr>
       <w:r>
         <w:rPr>
@@ -6123,20 +6802,29 @@
     <w:p>
       <w:pPr>
         <w:pStyle w:val="Heading1"/>
+        <w:spacing w:before="200" w:after="80"/>
       </w:pPr>
       <w:r>
         <w:t>Permis prezentat din nou</w:t>
       </w:r>
     </w:p>
     <w:p>
-      <w:r>
+      <w:pPr>
+        <w:spacing w:after="80" w:line="240" w:lineRule="auto"/>
+      </w:pPr>
+      <w:r>
+        <w:rPr>
+          <w:rFonts w:ascii="Calibri" w:hAnsi="Calibri" w:eastAsia="Calibri"/>
+          <w:color w:val="0B2545"/>
+          <w:sz w:val="20"/>
+        </w:rPr>
         <w:t>O autorizare deja consumată este reutilizată pentru repetarea tranzacției.</w:t>
       </w:r>
     </w:p>
     <w:p>
       <w:pPr>
         <w:keepLines/>
-        <w:spacing w:before="100" w:after="200"/>
+        <w:spacing w:before="60" w:after="120"/>
         <w:ind w:left="173" w:right="115"/>
         <w:shd w:fill="FFF0F1"/>
         <w:pBdr>
@@ -6148,7 +6836,7 @@
           <w:rFonts w:ascii="Calibri" w:hAnsi="Calibri" w:eastAsia="Calibri"/>
           <w:b/>
           <w:color w:val="B33B47"/>
-          <w:sz w:val="22"/>
+          <w:sz w:val="21"/>
         </w:rPr>
         <w:t>Decizie: Blocată</w:t>
         <w:br/>
@@ -6157,7 +6845,7 @@
         <w:rPr>
           <w:rFonts w:ascii="Calibri" w:hAnsi="Calibri" w:eastAsia="Calibri"/>
           <w:color w:val="0B2545"/>
-          <w:sz w:val="21"/>
+          <w:sz w:val="20"/>
         </w:rPr>
         <w:t>Registrul de consum confirmă că permisul și-a produs deja efectul autorizat.</w:t>
       </w:r>
@@ -6165,6 +6853,7 @@
     <w:p>
       <w:pPr>
         <w:pStyle w:val="Heading2"/>
+        <w:spacing w:before="160" w:after="60"/>
       </w:pPr>
       <w:r>
         <w:t>Rezultatul controalelor</w:t>
@@ -6173,13 +6862,14 @@
     <w:p>
       <w:pPr>
         <w:keepLines/>
+        <w:spacing w:after="60" w:line="240" w:lineRule="auto"/>
       </w:pPr>
       <w:r>
         <w:rPr>
           <w:rFonts w:ascii="Calibri" w:hAnsi="Calibri" w:eastAsia="Calibri"/>
           <w:b/>
           <w:color w:val="087A64"/>
-          <w:sz w:val="22"/>
+          <w:sz w:val="20"/>
         </w:rPr>
         <w:t xml:space="preserve">Document — Autentic. </w:t>
       </w:r>
@@ -6187,7 +6877,7 @@
         <w:rPr>
           <w:rFonts w:ascii="Calibri" w:hAnsi="Calibri" w:eastAsia="Calibri"/>
           <w:color w:val="0B2545"/>
-          <w:sz w:val="22"/>
+          <w:sz w:val="20"/>
         </w:rPr>
         <w:t>Revizia și semnătura corespund.</w:t>
       </w:r>
@@ -6195,13 +6885,14 @@
     <w:p>
       <w:pPr>
         <w:keepLines/>
+        <w:spacing w:after="60" w:line="240" w:lineRule="auto"/>
       </w:pPr>
       <w:r>
         <w:rPr>
           <w:rFonts w:ascii="Calibri" w:hAnsi="Calibri" w:eastAsia="Calibri"/>
           <w:b/>
           <w:color w:val="087A64"/>
-          <w:sz w:val="22"/>
+          <w:sz w:val="20"/>
         </w:rPr>
         <w:t xml:space="preserve">Intenție aprobată — Confirmată. </w:t>
       </w:r>
@@ -6209,7 +6900,7 @@
         <w:rPr>
           <w:rFonts w:ascii="Calibri" w:hAnsi="Calibri" w:eastAsia="Calibri"/>
           <w:color w:val="0B2545"/>
-          <w:sz w:val="22"/>
+          <w:sz w:val="20"/>
         </w:rPr>
         <w:t>Valorile critice sunt consistente.</w:t>
       </w:r>
@@ -6217,13 +6908,14 @@
     <w:p>
       <w:pPr>
         <w:keepLines/>
+        <w:spacing w:after="60" w:line="240" w:lineRule="auto"/>
       </w:pPr>
       <w:r>
         <w:rPr>
           <w:rFonts w:ascii="Calibri" w:hAnsi="Calibri" w:eastAsia="Calibri"/>
           <w:b/>
           <w:color w:val="B33B47"/>
-          <w:sz w:val="22"/>
+          <w:sz w:val="20"/>
         </w:rPr>
         <w:t xml:space="preserve">Execuție — Blocată. </w:t>
       </w:r>
@@ -6231,7 +6923,7 @@
         <w:rPr>
           <w:rFonts w:ascii="Calibri" w:hAnsi="Calibri" w:eastAsia="Calibri"/>
           <w:color w:val="0B2545"/>
-          <w:sz w:val="22"/>
+          <w:sz w:val="20"/>
         </w:rPr>
         <w:t>Permisul fusese deja consumat.</w:t>
       </w:r>
@@ -6239,18 +6931,22 @@
     <w:p>
       <w:pPr>
         <w:pStyle w:val="Heading2"/>
+        <w:spacing w:before="160" w:after="60"/>
       </w:pPr>
       <w:r>
         <w:t>Rațiunea deciziei și efectul asupra API</w:t>
       </w:r>
     </w:p>
     <w:p>
+      <w:pPr>
+        <w:spacing w:after="60" w:line="240" w:lineRule="auto"/>
+      </w:pPr>
       <w:r>
         <w:rPr>
           <w:rFonts w:ascii="Calibri" w:hAnsi="Calibri" w:eastAsia="Calibri"/>
           <w:b/>
           <w:color w:val="0B2545"/>
-          <w:sz w:val="22"/>
+          <w:sz w:val="20"/>
         </w:rPr>
         <w:t xml:space="preserve">Rațiune. </w:t>
       </w:r>
@@ -6258,18 +6954,21 @@
         <w:rPr>
           <w:rFonts w:ascii="Calibri" w:hAnsi="Calibri" w:eastAsia="Calibri"/>
           <w:color w:val="0B2545"/>
-          <w:sz w:val="22"/>
+          <w:sz w:val="20"/>
         </w:rPr>
         <w:t>Controlul atomic păstrează caracterul unic al execuției, inclusiv la cereri concurente.</w:t>
       </w:r>
     </w:p>
     <w:p>
+      <w:pPr>
+        <w:spacing w:after="60" w:line="240" w:lineRule="auto"/>
+      </w:pPr>
       <w:r>
         <w:rPr>
           <w:rFonts w:ascii="Calibri" w:hAnsi="Calibri" w:eastAsia="Calibri"/>
           <w:b/>
           <w:color w:val="0B2545"/>
-          <w:sz w:val="22"/>
+          <w:sz w:val="20"/>
         </w:rPr>
         <w:t xml:space="preserve">Repetare respinsă. </w:t>
       </w:r>
@@ -6277,7 +6976,7 @@
         <w:rPr>
           <w:rFonts w:ascii="Calibri" w:hAnsi="Calibri" w:eastAsia="Calibri"/>
           <w:color w:val="0B2545"/>
-          <w:sz w:val="22"/>
+          <w:sz w:val="20"/>
         </w:rPr>
         <w:t>API-ul este protejat împotriva unei a doua execuții a aceleiași aprobări.</w:t>
       </w:r>
@@ -6285,6 +6984,7 @@
     <w:p>
       <w:pPr>
         <w:pStyle w:val="Heading2"/>
+        <w:spacing w:before="160" w:after="60"/>
       </w:pPr>
       <w:r>
         <w:t>Traseul deciziei</w:t>
@@ -6293,93 +6993,177 @@
     <w:p>
       <w:pPr>
         <w:pStyle w:val="ListBullet"/>
-      </w:pPr>
-      <w:r>
+        <w:spacing w:after="40" w:line="240" w:lineRule="auto"/>
+      </w:pPr>
+      <w:r>
+        <w:rPr>
+          <w:rFonts w:ascii="Calibri" w:hAnsi="Calibri" w:eastAsia="Calibri"/>
+          <w:color w:val="0B2545"/>
+          <w:sz w:val="19"/>
+        </w:rPr>
         <w:t>Autenticitatea documentului și revizia semnată au fost confirmate.</w:t>
       </w:r>
     </w:p>
     <w:p>
       <w:pPr>
         <w:pStyle w:val="ListBullet"/>
-      </w:pPr>
-      <w:r>
+        <w:spacing w:after="40" w:line="240" w:lineRule="auto"/>
+      </w:pPr>
+      <w:r>
+        <w:rPr>
+          <w:rFonts w:ascii="Calibri" w:hAnsi="Calibri" w:eastAsia="Calibri"/>
+          <w:color w:val="0B2545"/>
+          <w:sz w:val="19"/>
+        </w:rPr>
         <w:t>Revizia validată a fost înregistrată în arhiva documentară.</w:t>
       </w:r>
     </w:p>
     <w:p>
       <w:pPr>
         <w:pStyle w:val="ListBullet"/>
-      </w:pPr>
-      <w:r>
-        <w:t>Nivelul de verificare a fost adaptat profilului tranzacției.</w:t>
+        <w:spacing w:after="40" w:line="240" w:lineRule="auto"/>
+      </w:pPr>
+      <w:r>
+        <w:rPr>
+          <w:rFonts w:ascii="Calibri" w:hAnsi="Calibri" w:eastAsia="Calibri"/>
+          <w:color w:val="0B2545"/>
+          <w:sz w:val="19"/>
+        </w:rPr>
+        <w:t>După validarea semnăturii au fost selectate profilurile independente de extragere.</w:t>
       </w:r>
     </w:p>
     <w:p>
       <w:pPr>
         <w:pStyle w:val="ListBullet"/>
-      </w:pPr>
-      <w:r>
-        <w:t>Reprezentările independente ale documentului au fost confruntate.</w:t>
+        <w:spacing w:after="40" w:line="240" w:lineRule="auto"/>
+      </w:pPr>
+      <w:r>
+        <w:rPr>
+          <w:rFonts w:ascii="Calibri" w:hAnsi="Calibri" w:eastAsia="Calibri"/>
+          <w:color w:val="0B2545"/>
+          <w:sz w:val="19"/>
+        </w:rPr>
+        <w:t>Nivelul de verificare a fost adaptat profilului tranzacției.</w:t>
       </w:r>
     </w:p>
     <w:p>
       <w:pPr>
         <w:pStyle w:val="ListBullet"/>
-      </w:pPr>
-      <w:r>
-        <w:t>Valorile critice au fost confirmate prin consens verificabil.</w:t>
+        <w:spacing w:after="40" w:line="240" w:lineRule="auto"/>
+      </w:pPr>
+      <w:r>
+        <w:rPr>
+          <w:rFonts w:ascii="Calibri" w:hAnsi="Calibri" w:eastAsia="Calibri"/>
+          <w:color w:val="0B2545"/>
+          <w:sz w:val="19"/>
+        </w:rPr>
+        <w:t>Reprezentările independente ale documentului au fost confruntate.</w:t>
       </w:r>
     </w:p>
     <w:p>
       <w:pPr>
         <w:pStyle w:val="ListBullet"/>
-      </w:pPr>
-      <w:r>
-        <w:t>Intenția aprobată a fost legată de acțiunea API exactă.</w:t>
+        <w:spacing w:after="40" w:line="240" w:lineRule="auto"/>
+      </w:pPr>
+      <w:r>
+        <w:rPr>
+          <w:rFonts w:ascii="Calibri" w:hAnsi="Calibri" w:eastAsia="Calibri"/>
+          <w:color w:val="0B2545"/>
+          <w:sz w:val="19"/>
+        </w:rPr>
+        <w:t>Valorile critice au fost confirmate prin consens verificabil.</w:t>
       </w:r>
     </w:p>
     <w:p>
       <w:pPr>
         <w:pStyle w:val="ListBullet"/>
-      </w:pPr>
-      <w:r>
-        <w:t>A fost emisă o autorizare criptografică de unică folosință.</w:t>
+        <w:spacing w:after="40" w:line="240" w:lineRule="auto"/>
+      </w:pPr>
+      <w:r>
+        <w:rPr>
+          <w:rFonts w:ascii="Calibri" w:hAnsi="Calibri" w:eastAsia="Calibri"/>
+          <w:color w:val="0B2545"/>
+          <w:sz w:val="19"/>
+        </w:rPr>
+        <w:t>Intenția aprobată a fost legată de acțiunea API exactă.</w:t>
       </w:r>
     </w:p>
     <w:p>
       <w:pPr>
         <w:pStyle w:val="ListBullet"/>
-      </w:pPr>
-      <w:r>
-        <w:t>Gateway-ul a verificat politica, permisul și acțiunea, apoi a rutat tranzacția.</w:t>
+        <w:spacing w:after="40" w:line="240" w:lineRule="auto"/>
+      </w:pPr>
+      <w:r>
+        <w:rPr>
+          <w:rFonts w:ascii="Calibri" w:hAnsi="Calibri" w:eastAsia="Calibri"/>
+          <w:color w:val="0B2545"/>
+          <w:sz w:val="19"/>
+        </w:rPr>
+        <w:t>Valorile stabile au fost angajate criptografic și legate de parametrii execuției.</w:t>
       </w:r>
     </w:p>
     <w:p>
       <w:pPr>
         <w:pStyle w:val="ListBullet"/>
-      </w:pPr>
-      <w:r>
-        <w:t>Gateway-ul a blocat tranzacția înainte ca aceasta să ajungă la sistemul protejat.</w:t>
+        <w:spacing w:after="40" w:line="240" w:lineRule="auto"/>
+      </w:pPr>
+      <w:r>
+        <w:rPr>
+          <w:rFonts w:ascii="Calibri" w:hAnsi="Calibri" w:eastAsia="Calibri"/>
+          <w:color w:val="0B2545"/>
+          <w:sz w:val="19"/>
+        </w:rPr>
+        <w:t>A fost emisă o autorizare criptografică de unică folosință.</w:t>
       </w:r>
     </w:p>
     <w:p>
       <w:pPr>
-        <w:pStyle w:val="Heading2"/>
-      </w:pPr>
-      <w:r>
-        <w:t>Identificatori și trasabilitate</w:t>
+        <w:pStyle w:val="ListBullet"/>
+        <w:spacing w:after="40" w:line="240" w:lineRule="auto"/>
+      </w:pPr>
+      <w:r>
+        <w:rPr>
+          <w:rFonts w:ascii="Calibri" w:hAnsi="Calibri" w:eastAsia="Calibri"/>
+          <w:color w:val="0B2545"/>
+          <w:sz w:val="19"/>
+        </w:rPr>
+        <w:t>Gateway-ul a verificat politica, permisul și acțiunea, apoi a rutat tranzacția.</w:t>
       </w:r>
     </w:p>
     <w:p>
       <w:pPr>
+        <w:pStyle w:val="ListBullet"/>
+        <w:spacing w:after="40" w:line="240" w:lineRule="auto"/>
+      </w:pPr>
+      <w:r>
+        <w:rPr>
+          <w:rFonts w:ascii="Calibri" w:hAnsi="Calibri" w:eastAsia="Calibri"/>
+          <w:color w:val="0B2545"/>
+          <w:sz w:val="19"/>
+        </w:rPr>
+        <w:t>Gateway-ul a blocat tranzacția înainte ca aceasta să ajungă la sistemul protejat.</w:t>
+      </w:r>
+    </w:p>
+    <w:p>
+      <w:pPr>
+        <w:pStyle w:val="Heading2"/>
+        <w:spacing w:before="160" w:after="60"/>
+      </w:pPr>
+      <w:r>
+        <w:t>Identificatori și trasabilitate</w:t>
+      </w:r>
+    </w:p>
+    <w:p>
+      <w:pPr>
         <w:pStyle w:val="SODIFEvidence"/>
+        <w:spacing w:after="20" w:line="240" w:lineRule="auto"/>
       </w:pPr>
       <w:r>
         <w:rPr>
           <w:rFonts w:ascii="Consolas" w:hAnsi="Consolas" w:eastAsia="Consolas"/>
           <w:b/>
           <w:color w:val="607086"/>
-          <w:sz w:val="18"/>
+          <w:sz w:val="17"/>
         </w:rPr>
         <w:t xml:space="preserve">Document: </w:t>
       </w:r>
@@ -6387,21 +7171,22 @@
         <w:rPr>
           <w:rFonts w:ascii="Consolas" w:hAnsi="Consolas" w:eastAsia="Consolas"/>
           <w:color w:val="1F4D78"/>
-          <w:sz w:val="18"/>
+          <w:sz w:val="17"/>
         </w:rPr>
-        <w:t>sha256:4d0db38a693…274ca19d</w:t>
+        <w:t>sha256:2f77ae639e0…3f79f8d7</w:t>
       </w:r>
     </w:p>
     <w:p>
       <w:pPr>
         <w:pStyle w:val="SODIFEvidence"/>
+        <w:spacing w:after="20" w:line="240" w:lineRule="auto"/>
       </w:pPr>
       <w:r>
         <w:rPr>
           <w:rFonts w:ascii="Consolas" w:hAnsi="Consolas" w:eastAsia="Consolas"/>
           <w:b/>
           <w:color w:val="607086"/>
-          <w:sz w:val="18"/>
+          <w:sz w:val="17"/>
         </w:rPr>
         <w:t xml:space="preserve">Permis: </w:t>
       </w:r>
@@ -6409,7 +7194,7 @@
         <w:rPr>
           <w:rFonts w:ascii="Consolas" w:hAnsi="Consolas" w:eastAsia="Consolas"/>
           <w:color w:val="1F4D78"/>
-          <w:sz w:val="18"/>
+          <w:sz w:val="17"/>
         </w:rPr>
         <w:t>permit-replay-attack</w:t>
       </w:r>
@@ -6417,133 +7202,208 @@
     <w:p>
       <w:pPr>
         <w:pStyle w:val="SODIFEvidence"/>
+        <w:spacing w:after="20" w:line="240" w:lineRule="auto"/>
       </w:pPr>
       <w:r>
         <w:rPr>
           <w:rFonts w:ascii="Consolas" w:hAnsi="Consolas" w:eastAsia="Consolas"/>
           <w:b/>
           <w:color w:val="607086"/>
-          <w:sz w:val="18"/>
+          <w:sz w:val="17"/>
         </w:rPr>
-        <w:t xml:space="preserve">Arhivă: </w:t>
+        <w:t xml:space="preserve">Selecție verificări: </w:t>
       </w:r>
       <w:r>
         <w:rPr>
           <w:rFonts w:ascii="Consolas" w:hAnsi="Consolas" w:eastAsia="Consolas"/>
           <w:color w:val="1F4D78"/>
-          <w:sz w:val="18"/>
+          <w:sz w:val="17"/>
         </w:rPr>
-        <w:t>arc-4b404c7b7c8395e6216a83f3</w:t>
+        <w:t>sha256:6d7f781d16d…d9ae6b46</w:t>
       </w:r>
     </w:p>
     <w:p>
       <w:pPr>
         <w:pStyle w:val="SODIFEvidence"/>
+        <w:spacing w:after="20" w:line="240" w:lineRule="auto"/>
       </w:pPr>
       <w:r>
         <w:rPr>
           <w:rFonts w:ascii="Consolas" w:hAnsi="Consolas" w:eastAsia="Consolas"/>
           <w:b/>
           <w:color w:val="607086"/>
-          <w:sz w:val="18"/>
+          <w:sz w:val="17"/>
         </w:rPr>
-        <w:t xml:space="preserve">Decizie Gateway: </w:t>
+        <w:t xml:space="preserve">Rădăcină valori: </w:t>
       </w:r>
       <w:r>
         <w:rPr>
           <w:rFonts w:ascii="Consolas" w:hAnsi="Consolas" w:eastAsia="Consolas"/>
           <w:color w:val="1F4D78"/>
-          <w:sz w:val="18"/>
+          <w:sz w:val="17"/>
         </w:rPr>
-        <w:t>gateway-da3b06ae4f26d906</w:t>
+        <w:t>sha256:34cf3eec472…0d04208e</w:t>
       </w:r>
     </w:p>
     <w:p>
       <w:pPr>
         <w:pStyle w:val="SODIFEvidence"/>
+        <w:spacing w:after="20" w:line="240" w:lineRule="auto"/>
       </w:pPr>
       <w:r>
         <w:rPr>
           <w:rFonts w:ascii="Consolas" w:hAnsi="Consolas" w:eastAsia="Consolas"/>
           <w:b/>
           <w:color w:val="607086"/>
-          <w:sz w:val="18"/>
+          <w:sz w:val="17"/>
         </w:rPr>
-        <w:t xml:space="preserve">Politică rută: </w:t>
+        <w:t xml:space="preserve">Dovadă de execuție: </w:t>
       </w:r>
       <w:r>
         <w:rPr>
           <w:rFonts w:ascii="Consolas" w:hAnsi="Consolas" w:eastAsia="Consolas"/>
           <w:color w:val="1F4D78"/>
-          <w:sz w:val="18"/>
+          <w:sz w:val="17"/>
         </w:rPr>
-        <w:t>erp.purchase-orders</w:t>
+        <w:t>sha256:c03a501c05e…515a09b3</w:t>
       </w:r>
     </w:p>
     <w:p>
       <w:pPr>
         <w:pStyle w:val="SODIFEvidence"/>
+        <w:spacing w:after="20" w:line="240" w:lineRule="auto"/>
       </w:pPr>
       <w:r>
         <w:rPr>
           <w:rFonts w:ascii="Consolas" w:hAnsi="Consolas" w:eastAsia="Consolas"/>
           <w:b/>
           <w:color w:val="607086"/>
-          <w:sz w:val="18"/>
+          <w:sz w:val="17"/>
         </w:rPr>
-        <w:t xml:space="preserve">Rezultat Gateway: </w:t>
+        <w:t xml:space="preserve">Arhivă: </w:t>
       </w:r>
       <w:r>
         <w:rPr>
           <w:rFonts w:ascii="Consolas" w:hAnsi="Consolas" w:eastAsia="Consolas"/>
           <w:color w:val="1F4D78"/>
-          <w:sz w:val="18"/>
+          <w:sz w:val="17"/>
         </w:rPr>
-        <w:t>Blocată</w:t>
+        <w:t>arc-033dec643b511e5d9f3f40b7</w:t>
       </w:r>
     </w:p>
     <w:p>
       <w:pPr>
         <w:pStyle w:val="SODIFEvidence"/>
+        <w:spacing w:after="20" w:line="240" w:lineRule="auto"/>
       </w:pPr>
       <w:r>
         <w:rPr>
           <w:rFonts w:ascii="Consolas" w:hAnsi="Consolas" w:eastAsia="Consolas"/>
           <w:b/>
           <w:color w:val="607086"/>
-          <w:sz w:val="18"/>
+          <w:sz w:val="17"/>
         </w:rPr>
-        <w:t xml:space="preserve">Evaluări Gateway: </w:t>
+        <w:t xml:space="preserve">Decizie Gateway: </w:t>
       </w:r>
       <w:r>
         <w:rPr>
           <w:rFonts w:ascii="Consolas" w:hAnsi="Consolas" w:eastAsia="Consolas"/>
           <w:color w:val="1F4D78"/>
-          <w:sz w:val="18"/>
+          <w:sz w:val="17"/>
         </w:rPr>
-        <w:t>2 decizii corelate</w:t>
+        <w:t>gateway-acb04978ba671b45</w:t>
       </w:r>
     </w:p>
     <w:p>
       <w:pPr>
         <w:pStyle w:val="SODIFEvidence"/>
+        <w:spacing w:after="20" w:line="240" w:lineRule="auto"/>
       </w:pPr>
       <w:r>
         <w:rPr>
           <w:rFonts w:ascii="Consolas" w:hAnsi="Consolas" w:eastAsia="Consolas"/>
           <w:b/>
           <w:color w:val="607086"/>
-          <w:sz w:val="18"/>
+          <w:sz w:val="17"/>
         </w:rPr>
-        <w:t xml:space="preserve">Amprenta deciziei: </w:t>
+        <w:t xml:space="preserve">Politică rută: </w:t>
       </w:r>
       <w:r>
         <w:rPr>
           <w:rFonts w:ascii="Consolas" w:hAnsi="Consolas" w:eastAsia="Consolas"/>
           <w:color w:val="1F4D78"/>
-          <w:sz w:val="18"/>
+          <w:sz w:val="17"/>
         </w:rPr>
-        <w:t>sha256:7c986545716…3674fd37</w:t>
+        <w:t>erp.purchase-orders</w:t>
+      </w:r>
+    </w:p>
+    <w:p>
+      <w:pPr>
+        <w:pStyle w:val="SODIFEvidence"/>
+        <w:spacing w:after="20" w:line="240" w:lineRule="auto"/>
+      </w:pPr>
+      <w:r>
+        <w:rPr>
+          <w:rFonts w:ascii="Consolas" w:hAnsi="Consolas" w:eastAsia="Consolas"/>
+          <w:b/>
+          <w:color w:val="607086"/>
+          <w:sz w:val="17"/>
+        </w:rPr>
+        <w:t xml:space="preserve">Rezultat Gateway: </w:t>
+      </w:r>
+      <w:r>
+        <w:rPr>
+          <w:rFonts w:ascii="Consolas" w:hAnsi="Consolas" w:eastAsia="Consolas"/>
+          <w:color w:val="1F4D78"/>
+          <w:sz w:val="17"/>
+        </w:rPr>
+        <w:t>Blocată</w:t>
+      </w:r>
+    </w:p>
+    <w:p>
+      <w:pPr>
+        <w:pStyle w:val="SODIFEvidence"/>
+        <w:spacing w:after="20" w:line="240" w:lineRule="auto"/>
+      </w:pPr>
+      <w:r>
+        <w:rPr>
+          <w:rFonts w:ascii="Consolas" w:hAnsi="Consolas" w:eastAsia="Consolas"/>
+          <w:b/>
+          <w:color w:val="607086"/>
+          <w:sz w:val="17"/>
+        </w:rPr>
+        <w:t xml:space="preserve">Evaluări Gateway: </w:t>
+      </w:r>
+      <w:r>
+        <w:rPr>
+          <w:rFonts w:ascii="Consolas" w:hAnsi="Consolas" w:eastAsia="Consolas"/>
+          <w:color w:val="1F4D78"/>
+          <w:sz w:val="17"/>
+        </w:rPr>
+        <w:t>2 decizii corelate</w:t>
+      </w:r>
+    </w:p>
+    <w:p>
+      <w:pPr>
+        <w:pStyle w:val="SODIFEvidence"/>
+        <w:spacing w:after="20" w:line="240" w:lineRule="auto"/>
+      </w:pPr>
+      <w:r>
+        <w:rPr>
+          <w:rFonts w:ascii="Consolas" w:hAnsi="Consolas" w:eastAsia="Consolas"/>
+          <w:b/>
+          <w:color w:val="607086"/>
+          <w:sz w:val="17"/>
+        </w:rPr>
+        <w:t xml:space="preserve">Amprenta deciziei: </w:t>
+      </w:r>
+      <w:r>
+        <w:rPr>
+          <w:rFonts w:ascii="Consolas" w:hAnsi="Consolas" w:eastAsia="Consolas"/>
+          <w:color w:val="1F4D78"/>
+          <w:sz w:val="17"/>
+        </w:rPr>
+        <w:t>sha256:3379f7e8265…db279055</w:t>
       </w:r>
     </w:p>
     <w:sectPr>
@@ -6572,7 +7432,7 @@
         <w:color w:val="607086"/>
         <w:sz w:val="16"/>
       </w:rPr>
-      <w:t xml:space="preserve">flight-fbb32ef6fc6a9bbd  |  Page </w:t>
+      <w:t xml:space="preserve">flight-8f9082773770e8c1  |  Page </w:t>
     </w:r>
     <w:r>
       <w:rPr>
